--- a/Laprak ukk paket 4 tasyasyahrani.docx
+++ b/Laprak ukk paket 4 tasyasyahrani.docx
@@ -4,47 +4,139 @@
   <w:body>
     <w:p>
       <w:pPr>
-        <w:rPr>
-          <w:b/>
-          <w:bCs/>
-          <w:sz w:val="24"/>
-          <w:szCs w:val="24"/>
-        </w:rPr>
-      </w:pPr>
-      <w:proofErr w:type="gramStart"/>
-      <w:r>
-        <w:rPr>
-          <w:b/>
-          <w:bCs/>
-          <w:sz w:val="24"/>
-          <w:szCs w:val="24"/>
-        </w:rPr>
-        <w:t>NAMA :</w:t>
-      </w:r>
-      <w:proofErr w:type="gramEnd"/>
-      <w:r>
-        <w:rPr>
-          <w:b/>
-          <w:bCs/>
-          <w:sz w:val="24"/>
-          <w:szCs w:val="24"/>
-        </w:rPr>
-        <w:t xml:space="preserve"> Tasya </w:t>
-      </w:r>
-      <w:proofErr w:type="spellStart"/>
-      <w:r>
-        <w:rPr>
-          <w:b/>
-          <w:bCs/>
-          <w:sz w:val="24"/>
-          <w:szCs w:val="24"/>
-        </w:rPr>
-        <w:t>Syahrani</w:t>
-      </w:r>
-      <w:proofErr w:type="spellEnd"/>
-    </w:p>
-    <w:p>
-      <w:pPr>
+        <w:jc w:val="center"/>
+        <w:rPr>
+          <w:b/>
+          <w:bCs/>
+          <w:sz w:val="24"/>
+          <w:szCs w:val="24"/>
+        </w:rPr>
+      </w:pPr>
+      <w:r>
+        <w:rPr>
+          <w:b/>
+          <w:bCs/>
+          <w:sz w:val="24"/>
+          <w:szCs w:val="24"/>
+        </w:rPr>
+        <w:t>LAPRAK UKK RPL</w:t>
+      </w:r>
+    </w:p>
+    <w:p>
+      <w:pPr>
+        <w:jc w:val="center"/>
+        <w:rPr>
+          <w:b/>
+          <w:bCs/>
+          <w:sz w:val="24"/>
+          <w:szCs w:val="24"/>
+        </w:rPr>
+      </w:pPr>
+      <w:r>
+        <w:rPr>
+          <w:b/>
+          <w:bCs/>
+          <w:sz w:val="24"/>
+          <w:szCs w:val="24"/>
+        </w:rPr>
+        <w:t>SISTEM APLIKASI DIGITAL SEKOLAH</w:t>
+      </w:r>
+    </w:p>
+    <w:p>
+      <w:pPr>
+        <w:jc w:val="center"/>
+        <w:rPr>
+          <w:b/>
+          <w:bCs/>
+          <w:sz w:val="24"/>
+          <w:szCs w:val="24"/>
+        </w:rPr>
+      </w:pPr>
+      <w:r>
+        <w:rPr>
+          <w:b/>
+          <w:bCs/>
+          <w:noProof/>
+          <w:sz w:val="24"/>
+          <w:szCs w:val="24"/>
+        </w:rPr>
+        <w:drawing>
+          <wp:inline distT="0" distB="0" distL="0" distR="0" wp14:anchorId="14FCBFF4" wp14:editId="1E599845">
+            <wp:extent cx="3752850" cy="3752850"/>
+            <wp:effectExtent l="0" t="0" r="0" b="0"/>
+            <wp:docPr id="1069542621" name="Picture 1"/>
+            <wp:cNvGraphicFramePr>
+              <a:graphicFrameLocks xmlns:a="http://schemas.openxmlformats.org/drawingml/2006/main" noChangeAspect="1"/>
+            </wp:cNvGraphicFramePr>
+            <a:graphic xmlns:a="http://schemas.openxmlformats.org/drawingml/2006/main">
+              <a:graphicData uri="http://schemas.openxmlformats.org/drawingml/2006/picture">
+                <pic:pic xmlns:pic="http://schemas.openxmlformats.org/drawingml/2006/picture">
+                  <pic:nvPicPr>
+                    <pic:cNvPr id="1069542621" name="Picture 1069542621"/>
+                    <pic:cNvPicPr/>
+                  </pic:nvPicPr>
+                  <pic:blipFill>
+                    <a:blip r:embed="rId5">
+                      <a:extLst>
+                        <a:ext uri="{28A0092B-C50C-407E-A947-70E740481C1C}">
+                          <a14:useLocalDpi xmlns:a14="http://schemas.microsoft.com/office/drawing/2010/main" val="0"/>
+                        </a:ext>
+                      </a:extLst>
+                    </a:blip>
+                    <a:stretch>
+                      <a:fillRect/>
+                    </a:stretch>
+                  </pic:blipFill>
+                  <pic:spPr>
+                    <a:xfrm>
+                      <a:off x="0" y="0"/>
+                      <a:ext cx="3752887" cy="3752887"/>
+                    </a:xfrm>
+                    <a:prstGeom prst="rect">
+                      <a:avLst/>
+                    </a:prstGeom>
+                  </pic:spPr>
+                </pic:pic>
+              </a:graphicData>
+            </a:graphic>
+          </wp:inline>
+        </w:drawing>
+      </w:r>
+    </w:p>
+    <w:p>
+      <w:pPr>
+        <w:jc w:val="center"/>
+        <w:rPr>
+          <w:b/>
+          <w:bCs/>
+          <w:sz w:val="24"/>
+          <w:szCs w:val="24"/>
+        </w:rPr>
+      </w:pPr>
+    </w:p>
+    <w:p>
+      <w:pPr>
+        <w:jc w:val="center"/>
+        <w:rPr>
+          <w:b/>
+          <w:bCs/>
+          <w:sz w:val="24"/>
+          <w:szCs w:val="24"/>
+        </w:rPr>
+      </w:pPr>
+      <w:r>
+        <w:rPr>
+          <w:b/>
+          <w:bCs/>
+          <w:sz w:val="24"/>
+          <w:szCs w:val="24"/>
+        </w:rPr>
+        <w:t>NAMA: TASYA SYAHRANI</w:t>
+      </w:r>
+    </w:p>
+    <w:p>
+      <w:pPr>
+        <w:jc w:val="center"/>
         <w:rPr>
           <w:b/>
           <w:bCs/>
@@ -61,6 +153,126 @@
         </w:rPr>
         <w:t>KELAS: XII PPLG 1</w:t>
       </w:r>
+    </w:p>
+    <w:p>
+      <w:pPr>
+        <w:rPr>
+          <w:b/>
+          <w:bCs/>
+          <w:sz w:val="24"/>
+          <w:szCs w:val="24"/>
+        </w:rPr>
+      </w:pPr>
+    </w:p>
+    <w:p>
+      <w:pPr>
+        <w:rPr>
+          <w:b/>
+          <w:bCs/>
+          <w:sz w:val="24"/>
+          <w:szCs w:val="24"/>
+        </w:rPr>
+      </w:pPr>
+    </w:p>
+    <w:p>
+      <w:pPr>
+        <w:rPr>
+          <w:b/>
+          <w:bCs/>
+          <w:sz w:val="24"/>
+          <w:szCs w:val="24"/>
+        </w:rPr>
+      </w:pPr>
+    </w:p>
+    <w:p>
+      <w:pPr>
+        <w:rPr>
+          <w:b/>
+          <w:bCs/>
+          <w:sz w:val="24"/>
+          <w:szCs w:val="24"/>
+        </w:rPr>
+      </w:pPr>
+    </w:p>
+    <w:p>
+      <w:pPr>
+        <w:rPr>
+          <w:b/>
+          <w:bCs/>
+          <w:sz w:val="24"/>
+          <w:szCs w:val="24"/>
+        </w:rPr>
+      </w:pPr>
+    </w:p>
+    <w:p>
+      <w:pPr>
+        <w:rPr>
+          <w:b/>
+          <w:bCs/>
+          <w:sz w:val="24"/>
+          <w:szCs w:val="24"/>
+        </w:rPr>
+      </w:pPr>
+    </w:p>
+    <w:p>
+      <w:pPr>
+        <w:rPr>
+          <w:b/>
+          <w:bCs/>
+          <w:sz w:val="24"/>
+          <w:szCs w:val="24"/>
+        </w:rPr>
+      </w:pPr>
+    </w:p>
+    <w:p>
+      <w:pPr>
+        <w:rPr>
+          <w:b/>
+          <w:bCs/>
+          <w:sz w:val="24"/>
+          <w:szCs w:val="24"/>
+        </w:rPr>
+      </w:pPr>
+    </w:p>
+    <w:p>
+      <w:pPr>
+        <w:rPr>
+          <w:b/>
+          <w:bCs/>
+          <w:sz w:val="24"/>
+          <w:szCs w:val="24"/>
+        </w:rPr>
+      </w:pPr>
+    </w:p>
+    <w:p>
+      <w:pPr>
+        <w:rPr>
+          <w:b/>
+          <w:bCs/>
+          <w:sz w:val="24"/>
+          <w:szCs w:val="24"/>
+        </w:rPr>
+      </w:pPr>
+    </w:p>
+    <w:p>
+      <w:pPr>
+        <w:rPr>
+          <w:b/>
+          <w:bCs/>
+          <w:sz w:val="24"/>
+          <w:szCs w:val="24"/>
+        </w:rPr>
+      </w:pPr>
+    </w:p>
+    <w:p>
+      <w:pPr>
+        <w:rPr>
+          <w:b/>
+          <w:bCs/>
+          <w:sz w:val="24"/>
+          <w:szCs w:val="24"/>
+        </w:rPr>
+      </w:pPr>
     </w:p>
     <w:p>
       <w:pPr>
@@ -145,7 +357,7 @@
                     <pic:cNvPicPr/>
                   </pic:nvPicPr>
                   <pic:blipFill>
-                    <a:blip r:embed="rId5">
+                    <a:blip r:embed="rId6">
                       <a:extLst>
                         <a:ext uri="{28A0092B-C50C-407E-A947-70E740481C1C}">
                           <a14:useLocalDpi xmlns:a14="http://schemas.microsoft.com/office/drawing/2010/main" val="0"/>
@@ -182,203 +394,28 @@
         </w:rPr>
         <w:t>-</w:t>
       </w:r>
-      <w:proofErr w:type="spellStart"/>
       <w:proofErr w:type="gramStart"/>
       <w:r>
-        <w:t>Relasi</w:t>
-      </w:r>
-      <w:proofErr w:type="spellEnd"/>
-      <w:r>
-        <w:t xml:space="preserve">  </w:t>
-      </w:r>
-      <w:proofErr w:type="spellStart"/>
-      <w:r>
-        <w:t>id</w:t>
+        <w:t>Relasi  id</w:t>
       </w:r>
       <w:proofErr w:type="gramEnd"/>
       <w:r>
-        <w:t>_buku</w:t>
-      </w:r>
-      <w:proofErr w:type="spellEnd"/>
-      <w:r>
-        <w:t xml:space="preserve"> </w:t>
-      </w:r>
-      <w:proofErr w:type="spellStart"/>
-      <w:r>
-        <w:t>ditabel</w:t>
-      </w:r>
-      <w:proofErr w:type="spellEnd"/>
-      <w:r>
-        <w:t xml:space="preserve"> </w:t>
-      </w:r>
-      <w:proofErr w:type="spellStart"/>
-      <w:r>
-        <w:t>transaksi</w:t>
-      </w:r>
-      <w:proofErr w:type="spellEnd"/>
-      <w:r>
-        <w:t xml:space="preserve"> </w:t>
-      </w:r>
-      <w:proofErr w:type="spellStart"/>
-      <w:r>
-        <w:t>terhubung</w:t>
-      </w:r>
-      <w:proofErr w:type="spellEnd"/>
-      <w:r>
-        <w:t xml:space="preserve"> </w:t>
-      </w:r>
-      <w:proofErr w:type="spellStart"/>
-      <w:r>
-        <w:t>ke</w:t>
-      </w:r>
-      <w:proofErr w:type="spellEnd"/>
-      <w:r>
-        <w:t xml:space="preserve"> </w:t>
-      </w:r>
-      <w:proofErr w:type="spellStart"/>
-      <w:r>
-        <w:t>id_buku</w:t>
-      </w:r>
-      <w:proofErr w:type="spellEnd"/>
-      <w:r>
-        <w:t xml:space="preserve"> di table </w:t>
-      </w:r>
-      <w:proofErr w:type="spellStart"/>
-      <w:r>
-        <w:t>buku</w:t>
-      </w:r>
-      <w:proofErr w:type="spellEnd"/>
-      <w:r>
-        <w:t xml:space="preserve"> yang </w:t>
-      </w:r>
-      <w:proofErr w:type="spellStart"/>
-      <w:r>
-        <w:t>artinya</w:t>
-      </w:r>
-      <w:proofErr w:type="spellEnd"/>
-      <w:r>
-        <w:t xml:space="preserve"> </w:t>
-      </w:r>
-    </w:p>
-    <w:p>
-      <w:r>
-        <w:t xml:space="preserve">1 </w:t>
-      </w:r>
-      <w:proofErr w:type="spellStart"/>
-      <w:r>
-        <w:t>buku</w:t>
-      </w:r>
-      <w:proofErr w:type="spellEnd"/>
-      <w:r>
-        <w:t xml:space="preserve"> </w:t>
-      </w:r>
-      <w:proofErr w:type="spellStart"/>
-      <w:r>
-        <w:t>bisa</w:t>
-      </w:r>
-      <w:proofErr w:type="spellEnd"/>
-      <w:r>
-        <w:t xml:space="preserve"> </w:t>
-      </w:r>
-      <w:proofErr w:type="spellStart"/>
-      <w:r>
-        <w:t>dipinjam</w:t>
-      </w:r>
-      <w:proofErr w:type="spellEnd"/>
-      <w:r>
-        <w:t xml:space="preserve"> </w:t>
-      </w:r>
-      <w:proofErr w:type="spellStart"/>
-      <w:r>
-        <w:t>berkali</w:t>
-      </w:r>
-      <w:proofErr w:type="spellEnd"/>
-      <w:r>
-        <w:t>-kali (</w:t>
-      </w:r>
-      <w:proofErr w:type="spellStart"/>
-      <w:r>
-        <w:t>muncul</w:t>
-      </w:r>
-      <w:proofErr w:type="spellEnd"/>
-      <w:r>
-        <w:t xml:space="preserve"> </w:t>
-      </w:r>
-      <w:proofErr w:type="spellStart"/>
-      <w:r>
-        <w:t>dibanyak</w:t>
-      </w:r>
-      <w:proofErr w:type="spellEnd"/>
-      <w:r>
-        <w:t xml:space="preserve"> </w:t>
-      </w:r>
-      <w:proofErr w:type="spellStart"/>
-      <w:r>
-        <w:t>transaksi</w:t>
-      </w:r>
-      <w:proofErr w:type="spellEnd"/>
-      <w:r>
-        <w:t xml:space="preserve">) </w:t>
-      </w:r>
-    </w:p>
-    <w:p>
-      <w:r>
-        <w:t xml:space="preserve">1 </w:t>
-      </w:r>
-      <w:proofErr w:type="spellStart"/>
-      <w:r>
-        <w:t>transaksi</w:t>
-      </w:r>
-      <w:proofErr w:type="spellEnd"/>
-      <w:r>
-        <w:t xml:space="preserve"> </w:t>
-      </w:r>
-      <w:proofErr w:type="spellStart"/>
-      <w:r>
-        <w:t>hanya</w:t>
-      </w:r>
-      <w:proofErr w:type="spellEnd"/>
-      <w:r>
-        <w:t xml:space="preserve"> </w:t>
-      </w:r>
-      <w:proofErr w:type="spellStart"/>
-      <w:r>
-        <w:t>untuk</w:t>
-      </w:r>
-      <w:proofErr w:type="spellEnd"/>
-      <w:r>
-        <w:t xml:space="preserve"> 1 </w:t>
-      </w:r>
-      <w:proofErr w:type="spellStart"/>
-      <w:r>
-        <w:t>buku</w:t>
-      </w:r>
-      <w:proofErr w:type="spellEnd"/>
-    </w:p>
-    <w:p>
-      <w:proofErr w:type="spellStart"/>
-      <w:r>
-        <w:t>Relasi</w:t>
-      </w:r>
-      <w:proofErr w:type="spellEnd"/>
-      <w:r>
-        <w:t xml:space="preserve"> </w:t>
-      </w:r>
-      <w:proofErr w:type="spellStart"/>
-      <w:r>
-        <w:t>diatas</w:t>
-      </w:r>
-      <w:proofErr w:type="spellEnd"/>
-      <w:r>
-        <w:t xml:space="preserve"> </w:t>
-      </w:r>
-      <w:proofErr w:type="spellStart"/>
-      <w:r>
-        <w:t>ialah</w:t>
-      </w:r>
-      <w:proofErr w:type="spellEnd"/>
-      <w:r>
-        <w:t xml:space="preserve"> one to many</w:t>
+        <w:t xml:space="preserve">_buku ditabel transaksi terhubung ke id_buku di table buku yang artinya </w:t>
+      </w:r>
+    </w:p>
+    <w:p>
+      <w:r>
+        <w:t xml:space="preserve">1 buku bisa dipinjam berkali-kali (muncul dibanyak transaksi) </w:t>
+      </w:r>
+    </w:p>
+    <w:p>
+      <w:r>
+        <w:t>1 transaksi hanya untuk 1 buku</w:t>
+      </w:r>
+    </w:p>
+    <w:p>
+      <w:r>
+        <w:t>Relasi diatas ialah one to many</w:t>
       </w:r>
     </w:p>
     <w:p/>
@@ -392,160 +429,23 @@
         </w:rPr>
         <w:t>-</w:t>
       </w:r>
-      <w:proofErr w:type="spellStart"/>
-      <w:r>
-        <w:t>id_annggota</w:t>
-      </w:r>
-      <w:proofErr w:type="spellEnd"/>
-      <w:r>
-        <w:t xml:space="preserve"> </w:t>
-      </w:r>
-      <w:proofErr w:type="spellStart"/>
-      <w:r>
-        <w:t>ditabel</w:t>
-      </w:r>
-      <w:proofErr w:type="spellEnd"/>
-      <w:r>
-        <w:t xml:space="preserve"> </w:t>
-      </w:r>
-      <w:proofErr w:type="spellStart"/>
-      <w:r>
-        <w:t>transaksi</w:t>
-      </w:r>
-      <w:proofErr w:type="spellEnd"/>
-      <w:r>
-        <w:t xml:space="preserve"> </w:t>
-      </w:r>
-      <w:proofErr w:type="spellStart"/>
-      <w:r>
-        <w:t>terhubung</w:t>
-      </w:r>
-      <w:proofErr w:type="spellEnd"/>
-      <w:r>
-        <w:t xml:space="preserve"> </w:t>
-      </w:r>
-      <w:proofErr w:type="spellStart"/>
-      <w:r>
-        <w:t>ke</w:t>
-      </w:r>
-      <w:proofErr w:type="spellEnd"/>
-      <w:r>
-        <w:t xml:space="preserve"> </w:t>
-      </w:r>
-      <w:proofErr w:type="spellStart"/>
-      <w:r>
-        <w:t>id_anggota</w:t>
-      </w:r>
-      <w:proofErr w:type="spellEnd"/>
-      <w:r>
-        <w:t xml:space="preserve"> </w:t>
-      </w:r>
-      <w:proofErr w:type="spellStart"/>
-      <w:r>
-        <w:t>ditabel</w:t>
-      </w:r>
-      <w:proofErr w:type="spellEnd"/>
-      <w:r>
-        <w:t xml:space="preserve"> </w:t>
-      </w:r>
-      <w:proofErr w:type="spellStart"/>
-      <w:r>
-        <w:t>anggota</w:t>
-      </w:r>
-      <w:proofErr w:type="spellEnd"/>
-    </w:p>
-    <w:p>
-      <w:r>
-        <w:t xml:space="preserve">1 </w:t>
-      </w:r>
-      <w:proofErr w:type="spellStart"/>
-      <w:r>
-        <w:t>anggota</w:t>
-      </w:r>
-      <w:proofErr w:type="spellEnd"/>
-      <w:r>
-        <w:t xml:space="preserve"> </w:t>
-      </w:r>
-      <w:proofErr w:type="spellStart"/>
-      <w:r>
-        <w:t>bisa</w:t>
-      </w:r>
-      <w:proofErr w:type="spellEnd"/>
-      <w:r>
-        <w:t xml:space="preserve"> </w:t>
-      </w:r>
-      <w:proofErr w:type="spellStart"/>
-      <w:r>
-        <w:t>melakukan</w:t>
-      </w:r>
-      <w:proofErr w:type="spellEnd"/>
-      <w:r>
-        <w:t xml:space="preserve"> </w:t>
-      </w:r>
-      <w:proofErr w:type="spellStart"/>
-      <w:r>
-        <w:t>banyak</w:t>
-      </w:r>
-      <w:proofErr w:type="spellEnd"/>
-      <w:r>
-        <w:t xml:space="preserve"> </w:t>
-      </w:r>
-      <w:proofErr w:type="spellStart"/>
-      <w:r>
-        <w:t>transaksi</w:t>
-      </w:r>
-      <w:proofErr w:type="spellEnd"/>
-    </w:p>
-    <w:p>
-      <w:r>
-        <w:t xml:space="preserve">1transaksi </w:t>
-      </w:r>
-      <w:proofErr w:type="spellStart"/>
-      <w:r>
-        <w:t>hanya</w:t>
-      </w:r>
-      <w:proofErr w:type="spellEnd"/>
-      <w:r>
-        <w:t xml:space="preserve"> </w:t>
-      </w:r>
-      <w:proofErr w:type="spellStart"/>
-      <w:r>
-        <w:t>mili</w:t>
-      </w:r>
-      <w:proofErr w:type="spellEnd"/>
-      <w:r>
-        <w:t xml:space="preserve"> 1 </w:t>
-      </w:r>
-      <w:proofErr w:type="spellStart"/>
-      <w:r>
-        <w:t>anggota</w:t>
-      </w:r>
-      <w:proofErr w:type="spellEnd"/>
-    </w:p>
-    <w:p>
-      <w:proofErr w:type="spellStart"/>
-      <w:r>
-        <w:t>Relasi</w:t>
-      </w:r>
-      <w:proofErr w:type="spellEnd"/>
-      <w:r>
-        <w:t xml:space="preserve"> </w:t>
-      </w:r>
-      <w:proofErr w:type="spellStart"/>
-      <w:r>
-        <w:t>diatas</w:t>
-      </w:r>
-      <w:proofErr w:type="spellEnd"/>
-      <w:r>
-        <w:t xml:space="preserve"> </w:t>
-      </w:r>
-      <w:proofErr w:type="spellStart"/>
-      <w:r>
-        <w:t>ialah</w:t>
-      </w:r>
-      <w:proofErr w:type="spellEnd"/>
-      <w:r>
-        <w:t xml:space="preserve"> one to many</w:t>
+      <w:r>
+        <w:t>id_annggota ditabel transaksi terhubung ke id_anggota ditabel anggota</w:t>
+      </w:r>
+    </w:p>
+    <w:p>
+      <w:r>
+        <w:t>1 anggota bisa melakukan banyak transaksi</w:t>
+      </w:r>
+    </w:p>
+    <w:p>
+      <w:r>
+        <w:t>1transaksi hanya mili 1 anggota</w:t>
+      </w:r>
+    </w:p>
+    <w:p>
+      <w:r>
+        <w:t>Relasi diatas ialah one to many</w:t>
       </w:r>
     </w:p>
     <w:p/>
@@ -607,7 +507,7 @@
         </w:rPr>
         <w:lastRenderedPageBreak/>
         <w:drawing>
-          <wp:inline distT="0" distB="0" distL="0" distR="0" wp14:anchorId="7EA314FA" wp14:editId="060D980F">
+          <wp:inline distT="0" distB="0" distL="0" distR="0" wp14:anchorId="7EA314FA" wp14:editId="5E83DAC5">
             <wp:extent cx="5731510" cy="2997835"/>
             <wp:effectExtent l="0" t="0" r="2540" b="0"/>
             <wp:docPr id="1045929646" name="Picture 2"/>
@@ -622,7 +522,7 @@
                     <pic:cNvPicPr/>
                   </pic:nvPicPr>
                   <pic:blipFill>
-                    <a:blip r:embed="rId6" cstate="print">
+                    <a:blip r:embed="rId7" cstate="print">
                       <a:extLst>
                         <a:ext uri="{28A0092B-C50C-407E-A947-70E740481C1C}">
                           <a14:useLocalDpi xmlns:a14="http://schemas.microsoft.com/office/drawing/2010/main" val="0"/>
@@ -658,88 +558,29 @@
           <w:szCs w:val="24"/>
         </w:rPr>
       </w:pPr>
-      <w:proofErr w:type="spellStart"/>
-      <w:r>
-        <w:rPr>
-          <w:b/>
-          <w:bCs/>
-          <w:sz w:val="24"/>
-          <w:szCs w:val="24"/>
-        </w:rPr>
-        <w:t>Fungsi</w:t>
-      </w:r>
-      <w:proofErr w:type="spellEnd"/>
-      <w:r>
-        <w:rPr>
-          <w:b/>
-          <w:bCs/>
-          <w:sz w:val="24"/>
-          <w:szCs w:val="24"/>
-        </w:rPr>
-        <w:t xml:space="preserve"> Halaman Login</w:t>
-      </w:r>
-    </w:p>
-    <w:p>
-      <w:pPr>
-        <w:rPr>
-          <w:sz w:val="24"/>
-          <w:szCs w:val="24"/>
-        </w:rPr>
-      </w:pPr>
-      <w:r>
-        <w:rPr>
-          <w:sz w:val="24"/>
-          <w:szCs w:val="24"/>
-        </w:rPr>
-        <w:t xml:space="preserve">Halaman </w:t>
-      </w:r>
-      <w:proofErr w:type="spellStart"/>
-      <w:r>
-        <w:rPr>
-          <w:sz w:val="24"/>
-          <w:szCs w:val="24"/>
-        </w:rPr>
-        <w:t>ini</w:t>
-      </w:r>
-      <w:proofErr w:type="spellEnd"/>
-      <w:r>
-        <w:rPr>
-          <w:sz w:val="24"/>
-          <w:szCs w:val="24"/>
-        </w:rPr>
-        <w:t xml:space="preserve"> </w:t>
-      </w:r>
-      <w:proofErr w:type="spellStart"/>
-      <w:r>
-        <w:rPr>
-          <w:sz w:val="24"/>
-          <w:szCs w:val="24"/>
-        </w:rPr>
-        <w:t>digunakan</w:t>
-      </w:r>
-      <w:proofErr w:type="spellEnd"/>
-      <w:r>
-        <w:rPr>
-          <w:sz w:val="24"/>
-          <w:szCs w:val="24"/>
-        </w:rPr>
-        <w:t xml:space="preserve"> </w:t>
-      </w:r>
-      <w:proofErr w:type="spellStart"/>
-      <w:r>
-        <w:rPr>
-          <w:sz w:val="24"/>
-          <w:szCs w:val="24"/>
-        </w:rPr>
-        <w:t>untuk</w:t>
-      </w:r>
-      <w:proofErr w:type="spellEnd"/>
-      <w:r>
-        <w:rPr>
-          <w:sz w:val="24"/>
-          <w:szCs w:val="24"/>
-        </w:rPr>
-        <w:t>:</w:t>
+      <w:r>
+        <w:rPr>
+          <w:b/>
+          <w:bCs/>
+          <w:sz w:val="24"/>
+          <w:szCs w:val="24"/>
+        </w:rPr>
+        <w:t>Fungsi Halaman Login</w:t>
+      </w:r>
+    </w:p>
+    <w:p>
+      <w:pPr>
+        <w:rPr>
+          <w:sz w:val="24"/>
+          <w:szCs w:val="24"/>
+        </w:rPr>
+      </w:pPr>
+      <w:r>
+        <w:rPr>
+          <w:sz w:val="24"/>
+          <w:szCs w:val="24"/>
+        </w:rPr>
+        <w:t>Halaman ini digunakan untuk:</w:t>
       </w:r>
       <w:r>
         <w:rPr>
@@ -749,101 +590,22 @@
         <w:br/>
         <w:t xml:space="preserve"> </w:t>
       </w:r>
-      <w:proofErr w:type="spellStart"/>
-      <w:r>
-        <w:rPr>
-          <w:b/>
-          <w:bCs/>
-          <w:sz w:val="24"/>
-          <w:szCs w:val="24"/>
-        </w:rPr>
-        <w:t>Memverifikasi</w:t>
-      </w:r>
-      <w:proofErr w:type="spellEnd"/>
-      <w:r>
-        <w:rPr>
-          <w:b/>
-          <w:bCs/>
-          <w:sz w:val="24"/>
-          <w:szCs w:val="24"/>
-        </w:rPr>
-        <w:t xml:space="preserve"> </w:t>
-      </w:r>
-      <w:proofErr w:type="spellStart"/>
-      <w:r>
-        <w:rPr>
-          <w:b/>
-          <w:bCs/>
-          <w:sz w:val="24"/>
-          <w:szCs w:val="24"/>
-        </w:rPr>
-        <w:t>pengguna</w:t>
-      </w:r>
-      <w:proofErr w:type="spellEnd"/>
-      <w:r>
-        <w:rPr>
-          <w:sz w:val="24"/>
-          <w:szCs w:val="24"/>
-        </w:rPr>
-        <w:t xml:space="preserve"> </w:t>
-      </w:r>
-      <w:proofErr w:type="spellStart"/>
-      <w:r>
-        <w:rPr>
-          <w:sz w:val="24"/>
-          <w:szCs w:val="24"/>
-        </w:rPr>
-        <w:t>sebelum</w:t>
-      </w:r>
-      <w:proofErr w:type="spellEnd"/>
-      <w:r>
-        <w:rPr>
-          <w:sz w:val="24"/>
-          <w:szCs w:val="24"/>
-        </w:rPr>
-        <w:t xml:space="preserve"> </w:t>
-      </w:r>
-      <w:proofErr w:type="spellStart"/>
-      <w:r>
-        <w:rPr>
-          <w:sz w:val="24"/>
-          <w:szCs w:val="24"/>
-        </w:rPr>
-        <w:t>masuk</w:t>
-      </w:r>
-      <w:proofErr w:type="spellEnd"/>
-      <w:r>
-        <w:rPr>
-          <w:sz w:val="24"/>
-          <w:szCs w:val="24"/>
-        </w:rPr>
-        <w:t xml:space="preserve"> </w:t>
-      </w:r>
-      <w:proofErr w:type="spellStart"/>
-      <w:r>
-        <w:rPr>
-          <w:sz w:val="24"/>
-          <w:szCs w:val="24"/>
-        </w:rPr>
-        <w:t>ke</w:t>
-      </w:r>
-      <w:proofErr w:type="spellEnd"/>
-      <w:r>
-        <w:rPr>
-          <w:sz w:val="24"/>
-          <w:szCs w:val="24"/>
-        </w:rPr>
-        <w:t xml:space="preserve"> </w:t>
-      </w:r>
-      <w:proofErr w:type="spellStart"/>
-      <w:r>
-        <w:rPr>
-          <w:sz w:val="24"/>
-          <w:szCs w:val="24"/>
-        </w:rPr>
-        <w:t>sistem</w:t>
-      </w:r>
-      <w:proofErr w:type="spellEnd"/>
+      <w:r>
+        <w:rPr>
+          <w:b/>
+          <w:bCs/>
+          <w:sz w:val="24"/>
+          <w:szCs w:val="24"/>
+        </w:rPr>
+        <w:t>Memverifikasi pengguna</w:t>
+      </w:r>
+      <w:r>
+        <w:rPr>
+          <w:sz w:val="24"/>
+          <w:szCs w:val="24"/>
+        </w:rPr>
+        <w:t xml:space="preserve"> sebelum masuk ke sistem</w:t>
+      </w:r>
       <w:r>
         <w:rPr>
           <w:sz w:val="24"/>
@@ -852,212 +614,37 @@
         <w:br/>
         <w:t xml:space="preserve"> </w:t>
       </w:r>
-      <w:proofErr w:type="spellStart"/>
-      <w:r>
-        <w:rPr>
-          <w:b/>
-          <w:bCs/>
-          <w:sz w:val="24"/>
-          <w:szCs w:val="24"/>
-        </w:rPr>
-        <w:t>Membatasi</w:t>
-      </w:r>
-      <w:proofErr w:type="spellEnd"/>
-      <w:r>
-        <w:rPr>
-          <w:b/>
-          <w:bCs/>
-          <w:sz w:val="24"/>
-          <w:szCs w:val="24"/>
-        </w:rPr>
-        <w:t xml:space="preserve"> </w:t>
-      </w:r>
-      <w:proofErr w:type="spellStart"/>
-      <w:r>
-        <w:rPr>
-          <w:b/>
-          <w:bCs/>
-          <w:sz w:val="24"/>
-          <w:szCs w:val="24"/>
-        </w:rPr>
-        <w:t>akses</w:t>
-      </w:r>
-      <w:proofErr w:type="spellEnd"/>
-      <w:r>
-        <w:rPr>
-          <w:sz w:val="24"/>
-          <w:szCs w:val="24"/>
-        </w:rPr>
-        <w:t xml:space="preserve"> </w:t>
-      </w:r>
-      <w:proofErr w:type="spellStart"/>
-      <w:r>
-        <w:rPr>
-          <w:sz w:val="24"/>
-          <w:szCs w:val="24"/>
-        </w:rPr>
-        <w:t>sesuai</w:t>
-      </w:r>
-      <w:proofErr w:type="spellEnd"/>
-      <w:r>
-        <w:rPr>
-          <w:sz w:val="24"/>
-          <w:szCs w:val="24"/>
-        </w:rPr>
-        <w:t xml:space="preserve"> </w:t>
-      </w:r>
-      <w:proofErr w:type="spellStart"/>
-      <w:r>
-        <w:rPr>
-          <w:sz w:val="24"/>
-          <w:szCs w:val="24"/>
-        </w:rPr>
-        <w:t>peran</w:t>
-      </w:r>
-      <w:proofErr w:type="spellEnd"/>
-      <w:r>
-        <w:rPr>
-          <w:sz w:val="24"/>
-          <w:szCs w:val="24"/>
-        </w:rPr>
-        <w:t xml:space="preserve"> (admin, </w:t>
-      </w:r>
-      <w:proofErr w:type="spellStart"/>
-      <w:r>
-        <w:rPr>
-          <w:sz w:val="24"/>
-          <w:szCs w:val="24"/>
-        </w:rPr>
-        <w:t>petugas</w:t>
-      </w:r>
-      <w:proofErr w:type="spellEnd"/>
-      <w:r>
-        <w:rPr>
-          <w:sz w:val="24"/>
-          <w:szCs w:val="24"/>
-        </w:rPr>
-        <w:t xml:space="preserve">, </w:t>
-      </w:r>
-      <w:proofErr w:type="spellStart"/>
-      <w:r>
-        <w:rPr>
-          <w:sz w:val="24"/>
-          <w:szCs w:val="24"/>
-        </w:rPr>
-        <w:t>anggota</w:t>
-      </w:r>
-      <w:proofErr w:type="spellEnd"/>
-      <w:r>
-        <w:rPr>
-          <w:sz w:val="24"/>
-          <w:szCs w:val="24"/>
-        </w:rPr>
-        <w:t>)</w:t>
-      </w:r>
-    </w:p>
-    <w:p>
-      <w:pPr>
-        <w:rPr>
-          <w:sz w:val="24"/>
-          <w:szCs w:val="24"/>
-        </w:rPr>
-      </w:pPr>
-      <w:r>
-        <w:rPr>
-          <w:sz w:val="24"/>
-          <w:szCs w:val="24"/>
-        </w:rPr>
-        <w:t xml:space="preserve">Jadi </w:t>
-      </w:r>
-      <w:proofErr w:type="spellStart"/>
-      <w:r>
-        <w:rPr>
-          <w:sz w:val="24"/>
-          <w:szCs w:val="24"/>
-        </w:rPr>
-        <w:t>tidak</w:t>
-      </w:r>
-      <w:proofErr w:type="spellEnd"/>
-      <w:r>
-        <w:rPr>
-          <w:sz w:val="24"/>
-          <w:szCs w:val="24"/>
-        </w:rPr>
-        <w:t xml:space="preserve"> </w:t>
-      </w:r>
-      <w:proofErr w:type="spellStart"/>
-      <w:r>
-        <w:rPr>
-          <w:sz w:val="24"/>
-          <w:szCs w:val="24"/>
-        </w:rPr>
-        <w:t>semua</w:t>
-      </w:r>
-      <w:proofErr w:type="spellEnd"/>
-      <w:r>
-        <w:rPr>
-          <w:sz w:val="24"/>
-          <w:szCs w:val="24"/>
-        </w:rPr>
-        <w:t xml:space="preserve"> orang </w:t>
-      </w:r>
-      <w:proofErr w:type="spellStart"/>
-      <w:r>
-        <w:rPr>
-          <w:sz w:val="24"/>
-          <w:szCs w:val="24"/>
-        </w:rPr>
-        <w:t>bisa</w:t>
-      </w:r>
-      <w:proofErr w:type="spellEnd"/>
-      <w:r>
-        <w:rPr>
-          <w:sz w:val="24"/>
-          <w:szCs w:val="24"/>
-        </w:rPr>
-        <w:t xml:space="preserve"> </w:t>
-      </w:r>
-      <w:proofErr w:type="spellStart"/>
-      <w:r>
-        <w:rPr>
-          <w:sz w:val="24"/>
-          <w:szCs w:val="24"/>
-        </w:rPr>
-        <w:t>langsung</w:t>
-      </w:r>
-      <w:proofErr w:type="spellEnd"/>
-      <w:r>
-        <w:rPr>
-          <w:sz w:val="24"/>
-          <w:szCs w:val="24"/>
-        </w:rPr>
-        <w:t xml:space="preserve"> </w:t>
-      </w:r>
-      <w:proofErr w:type="spellStart"/>
-      <w:r>
-        <w:rPr>
-          <w:sz w:val="24"/>
-          <w:szCs w:val="24"/>
-        </w:rPr>
-        <w:t>mengakses</w:t>
-      </w:r>
-      <w:proofErr w:type="spellEnd"/>
-      <w:r>
-        <w:rPr>
-          <w:sz w:val="24"/>
-          <w:szCs w:val="24"/>
-        </w:rPr>
-        <w:t xml:space="preserve"> data </w:t>
-      </w:r>
-      <w:proofErr w:type="spellStart"/>
-      <w:r>
-        <w:rPr>
-          <w:sz w:val="24"/>
-          <w:szCs w:val="24"/>
-        </w:rPr>
-        <w:t>perpustakaan</w:t>
-      </w:r>
-      <w:proofErr w:type="spellEnd"/>
+      <w:r>
+        <w:rPr>
+          <w:b/>
+          <w:bCs/>
+          <w:sz w:val="24"/>
+          <w:szCs w:val="24"/>
+        </w:rPr>
+        <w:t>Membatasi akses</w:t>
+      </w:r>
+      <w:r>
+        <w:rPr>
+          <w:sz w:val="24"/>
+          <w:szCs w:val="24"/>
+        </w:rPr>
+        <w:t xml:space="preserve"> sesuai peran (admin, petugas, anggota)</w:t>
+      </w:r>
+    </w:p>
+    <w:p>
+      <w:pPr>
+        <w:rPr>
+          <w:sz w:val="24"/>
+          <w:szCs w:val="24"/>
+        </w:rPr>
+      </w:pPr>
+      <w:r>
+        <w:rPr>
+          <w:sz w:val="24"/>
+          <w:szCs w:val="24"/>
+        </w:rPr>
+        <w:t>Jadi tidak semua orang bisa langsung mengakses data perpustakaan</w:t>
+      </w:r>
     </w:p>
     <w:p>
       <w:pPr>
@@ -1111,7 +698,7 @@
                     <pic:cNvPicPr/>
                   </pic:nvPicPr>
                   <pic:blipFill>
-                    <a:blip r:embed="rId7">
+                    <a:blip r:embed="rId8">
                       <a:extLst>
                         <a:ext uri="{28A0092B-C50C-407E-A947-70E740481C1C}">
                           <a14:useLocalDpi xmlns:a14="http://schemas.microsoft.com/office/drawing/2010/main" val="0"/>
@@ -1144,138 +731,30 @@
           <w:sz w:val="24"/>
           <w:szCs w:val="24"/>
         </w:rPr>
-        <w:t xml:space="preserve">Dashboard pada </w:t>
-      </w:r>
-      <w:proofErr w:type="spellStart"/>
-      <w:r>
-        <w:rPr>
-          <w:sz w:val="24"/>
-          <w:szCs w:val="24"/>
-        </w:rPr>
-        <w:t>halaman</w:t>
-      </w:r>
-      <w:proofErr w:type="spellEnd"/>
-      <w:r>
-        <w:rPr>
-          <w:sz w:val="24"/>
-          <w:szCs w:val="24"/>
-        </w:rPr>
-        <w:t xml:space="preserve"> admin </w:t>
-      </w:r>
-      <w:proofErr w:type="spellStart"/>
-      <w:r>
-        <w:rPr>
-          <w:sz w:val="24"/>
-          <w:szCs w:val="24"/>
-        </w:rPr>
-        <w:t>aplikasi</w:t>
-      </w:r>
-      <w:proofErr w:type="spellEnd"/>
-      <w:r>
-        <w:rPr>
-          <w:sz w:val="24"/>
-          <w:szCs w:val="24"/>
-        </w:rPr>
-        <w:t xml:space="preserve"> </w:t>
-      </w:r>
-      <w:proofErr w:type="spellStart"/>
-      <w:r>
-        <w:rPr>
-          <w:sz w:val="24"/>
-          <w:szCs w:val="24"/>
-        </w:rPr>
-        <w:t>perpustakaan</w:t>
-      </w:r>
-      <w:proofErr w:type="spellEnd"/>
-      <w:r>
-        <w:rPr>
-          <w:sz w:val="24"/>
-          <w:szCs w:val="24"/>
-        </w:rPr>
-        <w:t xml:space="preserve"> </w:t>
-      </w:r>
-      <w:proofErr w:type="spellStart"/>
-      <w:r>
-        <w:rPr>
-          <w:sz w:val="24"/>
-          <w:szCs w:val="24"/>
-        </w:rPr>
-        <w:t>itu</w:t>
-      </w:r>
-      <w:proofErr w:type="spellEnd"/>
-      <w:r>
-        <w:rPr>
-          <w:sz w:val="24"/>
-          <w:szCs w:val="24"/>
-        </w:rPr>
-        <w:t xml:space="preserve"> </w:t>
-      </w:r>
-      <w:proofErr w:type="spellStart"/>
-      <w:r>
-        <w:rPr>
-          <w:sz w:val="24"/>
-          <w:szCs w:val="24"/>
-        </w:rPr>
-        <w:t>berfungsi</w:t>
-      </w:r>
-      <w:proofErr w:type="spellEnd"/>
-      <w:r>
-        <w:rPr>
-          <w:sz w:val="24"/>
-          <w:szCs w:val="24"/>
-        </w:rPr>
-        <w:t xml:space="preserve"> </w:t>
-      </w:r>
-      <w:proofErr w:type="spellStart"/>
-      <w:r>
-        <w:rPr>
-          <w:sz w:val="24"/>
-          <w:szCs w:val="24"/>
-        </w:rPr>
-        <w:t>sebagai</w:t>
-      </w:r>
-      <w:proofErr w:type="spellEnd"/>
-      <w:r>
-        <w:rPr>
-          <w:sz w:val="24"/>
-          <w:szCs w:val="24"/>
-        </w:rPr>
-        <w:t xml:space="preserve"> </w:t>
-      </w:r>
-      <w:proofErr w:type="spellStart"/>
-      <w:r>
-        <w:t>pusat</w:t>
-      </w:r>
-      <w:proofErr w:type="spellEnd"/>
-      <w:r>
-        <w:t xml:space="preserve"> control </w:t>
-      </w:r>
-      <w:proofErr w:type="spellStart"/>
-      <w:r>
-        <w:t>utama</w:t>
-      </w:r>
-      <w:proofErr w:type="spellEnd"/>
-      <w:r>
-        <w:t>.</w:t>
-      </w:r>
-    </w:p>
-    <w:p>
-      <w:pPr>
-        <w:rPr>
-          <w:sz w:val="24"/>
-          <w:szCs w:val="24"/>
-        </w:rPr>
-      </w:pPr>
-    </w:p>
-    <w:p>
-      <w:pPr>
-        <w:rPr>
-          <w:sz w:val="24"/>
-          <w:szCs w:val="24"/>
-        </w:rPr>
-      </w:pPr>
-      <w:r>
-        <w:rPr>
+        <w:t xml:space="preserve">Dashboard pada halaman admin aplikasi perpustakaan itu berfungsi sebagai </w:t>
+      </w:r>
+      <w:r>
+        <w:t>pusat control utama.</w:t>
+      </w:r>
+    </w:p>
+    <w:p>
+      <w:pPr>
+        <w:rPr>
+          <w:sz w:val="24"/>
+          <w:szCs w:val="24"/>
+        </w:rPr>
+      </w:pPr>
+    </w:p>
+    <w:p>
+      <w:pPr>
+        <w:rPr>
+          <w:sz w:val="24"/>
+          <w:szCs w:val="24"/>
+        </w:rPr>
+      </w:pPr>
+      <w:r>
+        <w:rPr>
+          <w:noProof/>
           <w:sz w:val="24"/>
           <w:szCs w:val="24"/>
         </w:rPr>
@@ -1296,7 +775,7 @@
                     <pic:cNvPicPr/>
                   </pic:nvPicPr>
                   <pic:blipFill>
-                    <a:blip r:embed="rId8"/>
+                    <a:blip r:embed="rId9"/>
                     <a:stretch>
                       <a:fillRect/>
                     </a:stretch>
@@ -1331,23 +810,7 @@
           <w:sz w:val="24"/>
           <w:szCs w:val="24"/>
         </w:rPr>
-        <w:t xml:space="preserve">Pada </w:t>
-      </w:r>
-      <w:proofErr w:type="spellStart"/>
-      <w:r>
-        <w:rPr>
-          <w:sz w:val="24"/>
-          <w:szCs w:val="24"/>
-        </w:rPr>
-        <w:t>tampilan</w:t>
-      </w:r>
-      <w:proofErr w:type="spellEnd"/>
-      <w:r>
-        <w:rPr>
-          <w:sz w:val="24"/>
-          <w:szCs w:val="24"/>
-        </w:rPr>
-        <w:t xml:space="preserve"> yang</w:t>
+        <w:t>Pada tampilan yang</w:t>
       </w:r>
       <w:r>
         <w:rPr>
@@ -1364,144 +827,33 @@
         <w:t xml:space="preserve">menu </w:t>
       </w:r>
       <w:r>
-        <w:t>“</w:t>
-      </w:r>
-      <w:proofErr w:type="spellStart"/>
-      <w:r>
-        <w:t>Buku</w:t>
-      </w:r>
-      <w:proofErr w:type="spellEnd"/>
-      <w:r>
-        <w:t>”</w:t>
-      </w:r>
-      <w:r>
-        <w:rPr>
-          <w:sz w:val="24"/>
-          <w:szCs w:val="24"/>
-        </w:rPr>
-        <w:t xml:space="preserve"> di dashboard admin </w:t>
-      </w:r>
-      <w:proofErr w:type="spellStart"/>
-      <w:r>
-        <w:rPr>
-          <w:sz w:val="24"/>
-          <w:szCs w:val="24"/>
-        </w:rPr>
-        <w:t>adalah</w:t>
-      </w:r>
-      <w:proofErr w:type="spellEnd"/>
-      <w:r>
-        <w:rPr>
-          <w:sz w:val="24"/>
-          <w:szCs w:val="24"/>
-        </w:rPr>
-        <w:t xml:space="preserve"> </w:t>
-      </w:r>
-      <w:proofErr w:type="spellStart"/>
-      <w:r>
-        <w:rPr>
-          <w:sz w:val="24"/>
-          <w:szCs w:val="24"/>
-        </w:rPr>
-        <w:t>fitur</w:t>
-      </w:r>
-      <w:proofErr w:type="spellEnd"/>
-      <w:r>
-        <w:rPr>
-          <w:sz w:val="24"/>
-          <w:szCs w:val="24"/>
-        </w:rPr>
-        <w:t xml:space="preserve"> yang </w:t>
-      </w:r>
-      <w:proofErr w:type="spellStart"/>
-      <w:r>
-        <w:rPr>
-          <w:sz w:val="24"/>
-          <w:szCs w:val="24"/>
-        </w:rPr>
-        <w:t>digunakan</w:t>
-      </w:r>
-      <w:proofErr w:type="spellEnd"/>
-      <w:r>
-        <w:rPr>
-          <w:sz w:val="24"/>
-          <w:szCs w:val="24"/>
-        </w:rPr>
-        <w:t xml:space="preserve"> </w:t>
-      </w:r>
-      <w:proofErr w:type="spellStart"/>
-      <w:r>
-        <w:rPr>
-          <w:sz w:val="24"/>
-          <w:szCs w:val="24"/>
-        </w:rPr>
-        <w:t>untuk</w:t>
-      </w:r>
-      <w:proofErr w:type="spellEnd"/>
-      <w:r>
-        <w:rPr>
-          <w:sz w:val="24"/>
-          <w:szCs w:val="24"/>
-        </w:rPr>
-        <w:t xml:space="preserve"> </w:t>
-      </w:r>
-      <w:proofErr w:type="spellStart"/>
-      <w:r>
-        <w:t>mengelola</w:t>
-      </w:r>
-      <w:proofErr w:type="spellEnd"/>
-      <w:r>
-        <w:t xml:space="preserve"> </w:t>
-      </w:r>
-      <w:proofErr w:type="spellStart"/>
-      <w:r>
-        <w:t>semua</w:t>
-      </w:r>
-      <w:proofErr w:type="spellEnd"/>
-      <w:r>
-        <w:t xml:space="preserve"> data </w:t>
-      </w:r>
-      <w:proofErr w:type="spellStart"/>
-      <w:r>
-        <w:t>buku</w:t>
-      </w:r>
-      <w:proofErr w:type="spellEnd"/>
-      <w:r>
-        <w:t xml:space="preserve"> yang </w:t>
-      </w:r>
-      <w:proofErr w:type="spellStart"/>
-      <w:r>
-        <w:t>ada</w:t>
-      </w:r>
-      <w:proofErr w:type="spellEnd"/>
-      <w:r>
-        <w:t xml:space="preserve"> di </w:t>
-      </w:r>
-      <w:proofErr w:type="spellStart"/>
-      <w:r>
-        <w:t>perpustakaan</w:t>
-      </w:r>
-      <w:proofErr w:type="spellEnd"/>
-      <w:r>
-        <w:t xml:space="preserve"> digital</w:t>
-      </w:r>
-      <w:r>
-        <w:t>.</w:t>
-      </w:r>
-    </w:p>
-    <w:p>
-      <w:pPr>
-        <w:rPr>
-          <w:b/>
-          <w:bCs/>
-          <w:sz w:val="24"/>
-          <w:szCs w:val="24"/>
-        </w:rPr>
-      </w:pPr>
-      <w:r>
-        <w:rPr>
-          <w:b/>
-          <w:bCs/>
+        <w:t>“Buku”</w:t>
+      </w:r>
+      <w:r>
+        <w:rPr>
+          <w:sz w:val="24"/>
+          <w:szCs w:val="24"/>
+        </w:rPr>
+        <w:t xml:space="preserve"> di dashboard admin adalah fitur yang digunakan untuk </w:t>
+      </w:r>
+      <w:r>
+        <w:t>mengelola semua data buku yang ada di perpustakaan digital.</w:t>
+      </w:r>
+    </w:p>
+    <w:p>
+      <w:pPr>
+        <w:rPr>
+          <w:b/>
+          <w:bCs/>
+          <w:sz w:val="24"/>
+          <w:szCs w:val="24"/>
+        </w:rPr>
+      </w:pPr>
+      <w:r>
+        <w:rPr>
+          <w:b/>
+          <w:bCs/>
+          <w:noProof/>
           <w:sz w:val="24"/>
           <w:szCs w:val="24"/>
         </w:rPr>
@@ -1521,7 +873,7 @@
                     <pic:cNvPicPr/>
                   </pic:nvPicPr>
                   <pic:blipFill>
-                    <a:blip r:embed="rId9"/>
+                    <a:blip r:embed="rId10"/>
                     <a:stretch>
                       <a:fillRect/>
                     </a:stretch>
@@ -1544,145 +896,20 @@
     </w:p>
     <w:p>
       <w:r>
-        <w:t xml:space="preserve">Pada </w:t>
-      </w:r>
-      <w:proofErr w:type="spellStart"/>
-      <w:r>
-        <w:t>tampila</w:t>
-      </w:r>
-      <w:r>
-        <w:t>n</w:t>
-      </w:r>
-      <w:proofErr w:type="spellEnd"/>
-      <w:r>
-        <w:t xml:space="preserve"> </w:t>
-      </w:r>
-      <w:r>
-        <w:t>menu “</w:t>
-      </w:r>
-      <w:proofErr w:type="spellStart"/>
-      <w:r>
-        <w:t>Anggota</w:t>
-      </w:r>
-      <w:proofErr w:type="spellEnd"/>
-      <w:r>
-        <w:t xml:space="preserve">” di dashboard </w:t>
-      </w:r>
-      <w:proofErr w:type="spellStart"/>
-      <w:r>
-        <w:t>adalah</w:t>
-      </w:r>
-      <w:proofErr w:type="spellEnd"/>
-      <w:r>
-        <w:t xml:space="preserve"> </w:t>
-      </w:r>
-      <w:proofErr w:type="spellStart"/>
-      <w:r>
-        <w:t>fitur</w:t>
-      </w:r>
-      <w:proofErr w:type="spellEnd"/>
-      <w:r>
-        <w:t xml:space="preserve"> </w:t>
-      </w:r>
-      <w:proofErr w:type="spellStart"/>
-      <w:r>
-        <w:t>untuk</w:t>
-      </w:r>
-      <w:proofErr w:type="spellEnd"/>
-      <w:r>
-        <w:t xml:space="preserve"> </w:t>
-      </w:r>
-      <w:proofErr w:type="spellStart"/>
-      <w:r>
-        <w:t>mengelola</w:t>
-      </w:r>
-      <w:proofErr w:type="spellEnd"/>
-      <w:r>
-        <w:t xml:space="preserve"> data </w:t>
-      </w:r>
-      <w:proofErr w:type="spellStart"/>
-      <w:r>
-        <w:t>semua</w:t>
-      </w:r>
-      <w:proofErr w:type="spellEnd"/>
-      <w:r>
-        <w:t xml:space="preserve"> </w:t>
-      </w:r>
-      <w:proofErr w:type="spellStart"/>
-      <w:r>
-        <w:t>pengguna</w:t>
-      </w:r>
-      <w:proofErr w:type="spellEnd"/>
-      <w:r>
-        <w:t xml:space="preserve"> </w:t>
-      </w:r>
-      <w:proofErr w:type="spellStart"/>
-      <w:r>
-        <w:t>perpustakaan</w:t>
-      </w:r>
-      <w:proofErr w:type="spellEnd"/>
-      <w:r>
-        <w:t xml:space="preserve"> (</w:t>
-      </w:r>
-      <w:proofErr w:type="spellStart"/>
-      <w:r>
-        <w:t>biasanya</w:t>
-      </w:r>
-      <w:proofErr w:type="spellEnd"/>
-      <w:r>
-        <w:t xml:space="preserve"> </w:t>
-      </w:r>
-      <w:proofErr w:type="spellStart"/>
-      <w:r>
-        <w:t>siswa</w:t>
-      </w:r>
-      <w:proofErr w:type="spellEnd"/>
-      <w:r>
-        <w:t xml:space="preserve"> </w:t>
-      </w:r>
-      <w:proofErr w:type="spellStart"/>
-      <w:r>
-        <w:t>atau</w:t>
-      </w:r>
-      <w:proofErr w:type="spellEnd"/>
-      <w:r>
-        <w:t xml:space="preserve"> </w:t>
-      </w:r>
-      <w:proofErr w:type="spellStart"/>
-      <w:r>
-        <w:t>pengguna</w:t>
-      </w:r>
-      <w:proofErr w:type="spellEnd"/>
-      <w:r>
-        <w:t xml:space="preserve"> lain yang </w:t>
-      </w:r>
-      <w:proofErr w:type="spellStart"/>
-      <w:r>
-        <w:t>boleh</w:t>
-      </w:r>
-      <w:proofErr w:type="spellEnd"/>
-      <w:r>
-        <w:t xml:space="preserve"> </w:t>
-      </w:r>
-      <w:proofErr w:type="spellStart"/>
-      <w:r>
-        <w:t>meminjam</w:t>
-      </w:r>
-      <w:proofErr w:type="spellEnd"/>
-      <w:r>
-        <w:t xml:space="preserve"> </w:t>
-      </w:r>
-      <w:proofErr w:type="spellStart"/>
-      <w:r>
-        <w:t>buku</w:t>
-      </w:r>
-      <w:proofErr w:type="spellEnd"/>
-      <w:r>
-        <w:t>).</w:t>
-      </w:r>
-    </w:p>
-    <w:p>
-      <w:r>
+        <w:t>Pada tampila</w:t>
+      </w:r>
+      <w:r>
+        <w:t xml:space="preserve">n </w:t>
+      </w:r>
+      <w:r>
+        <w:t>menu “Anggota” di dashboard adalah fitur untuk mengelola data semua pengguna perpustakaan (biasanya siswa atau pengguna lain yang boleh meminjam buku).</w:t>
+      </w:r>
+    </w:p>
+    <w:p>
+      <w:r>
+        <w:rPr>
+          <w:noProof/>
+        </w:rPr>
         <w:drawing>
           <wp:inline distT="0" distB="0" distL="0" distR="0" wp14:anchorId="224E7C77" wp14:editId="03FCE073">
             <wp:extent cx="5731510" cy="1779905"/>
@@ -1699,7 +926,7 @@
                     <pic:cNvPicPr/>
                   </pic:nvPicPr>
                   <pic:blipFill>
-                    <a:blip r:embed="rId10"/>
+                    <a:blip r:embed="rId11"/>
                     <a:stretch>
                       <a:fillRect/>
                     </a:stretch>
@@ -1724,58 +951,16 @@
       <w:r>
         <w:t xml:space="preserve">Pada dashboard </w:t>
       </w:r>
-      <w:proofErr w:type="spellStart"/>
-      <w:r>
-        <w:rPr>
-          <w:b/>
-          <w:bCs/>
-        </w:rPr>
-        <w:t>Aplikasi</w:t>
-      </w:r>
-      <w:proofErr w:type="spellEnd"/>
-      <w:r>
-        <w:rPr>
-          <w:b/>
-          <w:bCs/>
-        </w:rPr>
-        <w:t xml:space="preserve"> </w:t>
-      </w:r>
-      <w:proofErr w:type="spellStart"/>
-      <w:r>
-        <w:rPr>
-          <w:b/>
-          <w:bCs/>
-        </w:rPr>
-        <w:t>Perpustakaan</w:t>
-      </w:r>
-      <w:proofErr w:type="spellEnd"/>
-      <w:r>
-        <w:rPr>
-          <w:b/>
-          <w:bCs/>
-        </w:rPr>
-        <w:t xml:space="preserve"> </w:t>
-      </w:r>
-      <w:proofErr w:type="spellStart"/>
-      <w:r>
-        <w:rPr>
-          <w:b/>
-          <w:bCs/>
-        </w:rPr>
-        <w:t>Sekolah</w:t>
-      </w:r>
-      <w:proofErr w:type="spellEnd"/>
-      <w:r>
-        <w:rPr>
-          <w:b/>
-          <w:bCs/>
-        </w:rPr>
-        <w:t xml:space="preserve"> Digital</w:t>
+      <w:r>
+        <w:rPr>
+          <w:b/>
+          <w:bCs/>
+        </w:rPr>
+        <w:t>Aplikasi Perpustakaan Sekolah Digital</w:t>
       </w:r>
       <w:r>
         <w:t xml:space="preserve">, menu </w:t>
       </w:r>
-      <w:proofErr w:type="spellStart"/>
       <w:r>
         <w:rPr>
           <w:b/>
@@ -1783,97 +968,8 @@
         </w:rPr>
         <w:t>Anggota</w:t>
       </w:r>
-      <w:proofErr w:type="spellEnd"/>
-      <w:r>
-        <w:t xml:space="preserve"> </w:t>
-      </w:r>
-      <w:proofErr w:type="spellStart"/>
-      <w:r>
-        <w:t>berfungsi</w:t>
-      </w:r>
-      <w:proofErr w:type="spellEnd"/>
-      <w:r>
-        <w:t xml:space="preserve"> </w:t>
-      </w:r>
-      <w:proofErr w:type="spellStart"/>
-      <w:r>
-        <w:t>untuk</w:t>
-      </w:r>
-      <w:proofErr w:type="spellEnd"/>
-      <w:r>
-        <w:t xml:space="preserve"> </w:t>
-      </w:r>
-      <w:proofErr w:type="spellStart"/>
-      <w:r>
-        <w:t>mengelola</w:t>
-      </w:r>
-      <w:proofErr w:type="spellEnd"/>
-      <w:r>
-        <w:t xml:space="preserve"> data </w:t>
-      </w:r>
-      <w:proofErr w:type="spellStart"/>
-      <w:r>
-        <w:t>pengguna</w:t>
-      </w:r>
-      <w:proofErr w:type="spellEnd"/>
-      <w:r>
-        <w:t xml:space="preserve"> </w:t>
-      </w:r>
-      <w:proofErr w:type="spellStart"/>
-      <w:r>
-        <w:t>perpustakaan</w:t>
-      </w:r>
-      <w:proofErr w:type="spellEnd"/>
-      <w:r>
-        <w:t xml:space="preserve"> (</w:t>
-      </w:r>
-      <w:proofErr w:type="spellStart"/>
-      <w:r>
-        <w:t>biasanya</w:t>
-      </w:r>
-      <w:proofErr w:type="spellEnd"/>
-      <w:r>
-        <w:t xml:space="preserve"> </w:t>
-      </w:r>
-      <w:proofErr w:type="spellStart"/>
-      <w:r>
-        <w:t>siswa</w:t>
-      </w:r>
-      <w:proofErr w:type="spellEnd"/>
-      <w:r>
-        <w:t xml:space="preserve"> </w:t>
-      </w:r>
-      <w:proofErr w:type="spellStart"/>
-      <w:r>
-        <w:t>atau</w:t>
-      </w:r>
-      <w:proofErr w:type="spellEnd"/>
-      <w:r>
-        <w:t xml:space="preserve"> guru yang </w:t>
-      </w:r>
-      <w:proofErr w:type="spellStart"/>
-      <w:r>
-        <w:t>bisa</w:t>
-      </w:r>
-      <w:proofErr w:type="spellEnd"/>
-      <w:r>
-        <w:t xml:space="preserve"> </w:t>
-      </w:r>
-      <w:proofErr w:type="spellStart"/>
-      <w:r>
-        <w:t>meminjam</w:t>
-      </w:r>
-      <w:proofErr w:type="spellEnd"/>
-      <w:r>
-        <w:t xml:space="preserve"> </w:t>
-      </w:r>
-      <w:proofErr w:type="spellStart"/>
-      <w:r>
-        <w:t>buku</w:t>
-      </w:r>
-      <w:proofErr w:type="spellEnd"/>
-      <w:r>
-        <w:t>).</w:t>
+      <w:r>
+        <w:t xml:space="preserve"> berfungsi untuk mengelola data pengguna perpustakaan (biasanya siswa atau guru yang bisa meminjam buku).</w:t>
       </w:r>
     </w:p>
     <w:p>
@@ -1938,7 +1034,7 @@
           <w:szCs w:val="24"/>
         </w:rPr>
         <w:drawing>
-          <wp:inline distT="0" distB="0" distL="0" distR="0" wp14:anchorId="1EC976F7" wp14:editId="763CBE4E">
+          <wp:inline distT="0" distB="0" distL="0" distR="0" wp14:anchorId="1EC976F7" wp14:editId="151194BD">
             <wp:extent cx="5731510" cy="3128645"/>
             <wp:effectExtent l="0" t="0" r="2540" b="0"/>
             <wp:docPr id="901252073" name="Picture 4"/>
@@ -1953,7 +1049,7 @@
                     <pic:cNvPicPr/>
                   </pic:nvPicPr>
                   <pic:blipFill>
-                    <a:blip r:embed="rId11" cstate="print">
+                    <a:blip r:embed="rId12" cstate="print">
                       <a:extLst>
                         <a:ext uri="{28A0092B-C50C-407E-A947-70E740481C1C}">
                           <a14:useLocalDpi xmlns:a14="http://schemas.microsoft.com/office/drawing/2010/main" val="0"/>
@@ -1994,7 +1090,6 @@
         </w:rPr>
         <w:t xml:space="preserve">Dashboard </w:t>
       </w:r>
-      <w:proofErr w:type="spellStart"/>
       <w:r>
         <w:rPr>
           <w:b/>
@@ -2004,303 +1099,40 @@
         </w:rPr>
         <w:t>Anggota</w:t>
       </w:r>
-      <w:proofErr w:type="spellEnd"/>
-      <w:r>
-        <w:rPr>
-          <w:sz w:val="24"/>
-          <w:szCs w:val="24"/>
-        </w:rPr>
-        <w:t xml:space="preserve"> pada </w:t>
-      </w:r>
-      <w:proofErr w:type="spellStart"/>
-      <w:r>
-        <w:rPr>
-          <w:sz w:val="24"/>
-          <w:szCs w:val="24"/>
-        </w:rPr>
-        <w:t>aplikasi</w:t>
-      </w:r>
-      <w:proofErr w:type="spellEnd"/>
-      <w:r>
-        <w:rPr>
-          <w:sz w:val="24"/>
-          <w:szCs w:val="24"/>
-        </w:rPr>
-        <w:t xml:space="preserve"> </w:t>
-      </w:r>
-      <w:proofErr w:type="spellStart"/>
-      <w:r>
-        <w:rPr>
-          <w:sz w:val="24"/>
-          <w:szCs w:val="24"/>
-        </w:rPr>
-        <w:t>perpustakaan</w:t>
-      </w:r>
-      <w:proofErr w:type="spellEnd"/>
-      <w:r>
-        <w:rPr>
-          <w:sz w:val="24"/>
-          <w:szCs w:val="24"/>
-        </w:rPr>
-        <w:t xml:space="preserve"> </w:t>
-      </w:r>
-      <w:proofErr w:type="spellStart"/>
-      <w:r>
-        <w:rPr>
-          <w:sz w:val="24"/>
-          <w:szCs w:val="24"/>
-        </w:rPr>
-        <w:t>digunakan</w:t>
-      </w:r>
-      <w:proofErr w:type="spellEnd"/>
-      <w:r>
-        <w:rPr>
-          <w:sz w:val="24"/>
-          <w:szCs w:val="24"/>
-        </w:rPr>
-        <w:t xml:space="preserve"> </w:t>
-      </w:r>
-      <w:proofErr w:type="spellStart"/>
-      <w:r>
-        <w:rPr>
-          <w:sz w:val="24"/>
-          <w:szCs w:val="24"/>
-        </w:rPr>
-        <w:t>sebagai</w:t>
-      </w:r>
-      <w:proofErr w:type="spellEnd"/>
-      <w:r>
-        <w:rPr>
-          <w:sz w:val="24"/>
-          <w:szCs w:val="24"/>
-        </w:rPr>
-        <w:t xml:space="preserve"> </w:t>
-      </w:r>
-      <w:proofErr w:type="spellStart"/>
-      <w:r>
-        <w:rPr>
-          <w:b/>
-          <w:bCs/>
-          <w:sz w:val="24"/>
-          <w:szCs w:val="24"/>
-        </w:rPr>
-        <w:t>halaman</w:t>
-      </w:r>
-      <w:proofErr w:type="spellEnd"/>
-      <w:r>
-        <w:rPr>
-          <w:b/>
-          <w:bCs/>
-          <w:sz w:val="24"/>
-          <w:szCs w:val="24"/>
-        </w:rPr>
-        <w:t xml:space="preserve"> </w:t>
-      </w:r>
-      <w:proofErr w:type="spellStart"/>
-      <w:r>
-        <w:rPr>
-          <w:b/>
-          <w:bCs/>
-          <w:sz w:val="24"/>
-          <w:szCs w:val="24"/>
-        </w:rPr>
-        <w:t>utama</w:t>
-      </w:r>
-      <w:proofErr w:type="spellEnd"/>
-      <w:r>
-        <w:rPr>
-          <w:b/>
-          <w:bCs/>
-          <w:sz w:val="24"/>
-          <w:szCs w:val="24"/>
-        </w:rPr>
-        <w:t xml:space="preserve"> </w:t>
-      </w:r>
-      <w:proofErr w:type="spellStart"/>
-      <w:r>
-        <w:rPr>
-          <w:b/>
-          <w:bCs/>
-          <w:sz w:val="24"/>
-          <w:szCs w:val="24"/>
-        </w:rPr>
-        <w:t>pengguna</w:t>
-      </w:r>
-      <w:proofErr w:type="spellEnd"/>
-      <w:r>
-        <w:rPr>
-          <w:b/>
-          <w:bCs/>
-          <w:sz w:val="24"/>
-          <w:szCs w:val="24"/>
-        </w:rPr>
-        <w:t xml:space="preserve"> (</w:t>
-      </w:r>
-      <w:proofErr w:type="spellStart"/>
-      <w:r>
-        <w:rPr>
-          <w:b/>
-          <w:bCs/>
-          <w:sz w:val="24"/>
-          <w:szCs w:val="24"/>
-        </w:rPr>
-        <w:t>siswa</w:t>
-      </w:r>
-      <w:proofErr w:type="spellEnd"/>
-      <w:r>
-        <w:rPr>
-          <w:b/>
-          <w:bCs/>
-          <w:sz w:val="24"/>
-          <w:szCs w:val="24"/>
-        </w:rPr>
-        <w:t>/guru)</w:t>
-      </w:r>
-      <w:r>
-        <w:rPr>
-          <w:sz w:val="24"/>
-          <w:szCs w:val="24"/>
-        </w:rPr>
-        <w:t xml:space="preserve"> </w:t>
-      </w:r>
-      <w:proofErr w:type="spellStart"/>
-      <w:r>
-        <w:rPr>
-          <w:sz w:val="24"/>
-          <w:szCs w:val="24"/>
-        </w:rPr>
-        <w:t>untuk</w:t>
-      </w:r>
-      <w:proofErr w:type="spellEnd"/>
-      <w:r>
-        <w:rPr>
-          <w:sz w:val="24"/>
-          <w:szCs w:val="24"/>
-        </w:rPr>
-        <w:t xml:space="preserve"> </w:t>
-      </w:r>
-      <w:proofErr w:type="spellStart"/>
-      <w:r>
-        <w:rPr>
-          <w:sz w:val="24"/>
-          <w:szCs w:val="24"/>
-        </w:rPr>
-        <w:t>mengakses</w:t>
-      </w:r>
-      <w:proofErr w:type="spellEnd"/>
-      <w:r>
-        <w:rPr>
-          <w:sz w:val="24"/>
-          <w:szCs w:val="24"/>
-        </w:rPr>
-        <w:t xml:space="preserve"> </w:t>
-      </w:r>
-      <w:proofErr w:type="spellStart"/>
-      <w:r>
-        <w:rPr>
-          <w:sz w:val="24"/>
-          <w:szCs w:val="24"/>
-        </w:rPr>
-        <w:t>semua</w:t>
-      </w:r>
-      <w:proofErr w:type="spellEnd"/>
-      <w:r>
-        <w:rPr>
-          <w:sz w:val="24"/>
-          <w:szCs w:val="24"/>
-        </w:rPr>
-        <w:t xml:space="preserve"> </w:t>
-      </w:r>
-      <w:proofErr w:type="spellStart"/>
-      <w:r>
-        <w:rPr>
-          <w:sz w:val="24"/>
-          <w:szCs w:val="24"/>
-        </w:rPr>
-        <w:t>fitur</w:t>
-      </w:r>
-      <w:proofErr w:type="spellEnd"/>
-      <w:r>
-        <w:rPr>
-          <w:sz w:val="24"/>
-          <w:szCs w:val="24"/>
-        </w:rPr>
-        <w:t xml:space="preserve"> yang </w:t>
-      </w:r>
-      <w:proofErr w:type="spellStart"/>
-      <w:r>
-        <w:rPr>
-          <w:sz w:val="24"/>
-          <w:szCs w:val="24"/>
-        </w:rPr>
-        <w:t>berkaitan</w:t>
-      </w:r>
-      <w:proofErr w:type="spellEnd"/>
-      <w:r>
-        <w:rPr>
-          <w:sz w:val="24"/>
-          <w:szCs w:val="24"/>
-        </w:rPr>
-        <w:t xml:space="preserve"> </w:t>
-      </w:r>
-      <w:proofErr w:type="spellStart"/>
-      <w:r>
-        <w:rPr>
-          <w:sz w:val="24"/>
-          <w:szCs w:val="24"/>
-        </w:rPr>
-        <w:t>dengan</w:t>
-      </w:r>
-      <w:proofErr w:type="spellEnd"/>
-      <w:r>
-        <w:rPr>
-          <w:sz w:val="24"/>
-          <w:szCs w:val="24"/>
-        </w:rPr>
-        <w:t xml:space="preserve"> </w:t>
-      </w:r>
-      <w:proofErr w:type="spellStart"/>
-      <w:r>
-        <w:rPr>
-          <w:sz w:val="24"/>
-          <w:szCs w:val="24"/>
-        </w:rPr>
-        <w:t>peminjaman</w:t>
-      </w:r>
-      <w:proofErr w:type="spellEnd"/>
-      <w:r>
-        <w:rPr>
-          <w:sz w:val="24"/>
-          <w:szCs w:val="24"/>
-        </w:rPr>
-        <w:t xml:space="preserve"> </w:t>
-      </w:r>
-      <w:proofErr w:type="spellStart"/>
-      <w:r>
-        <w:rPr>
-          <w:sz w:val="24"/>
-          <w:szCs w:val="24"/>
-        </w:rPr>
-        <w:t>buku</w:t>
-      </w:r>
-      <w:proofErr w:type="spellEnd"/>
-      <w:r>
-        <w:rPr>
-          <w:sz w:val="24"/>
-          <w:szCs w:val="24"/>
-        </w:rPr>
-        <w:t>.</w:t>
-      </w:r>
-    </w:p>
-    <w:p>
-      <w:pPr>
-        <w:rPr>
-          <w:sz w:val="24"/>
-          <w:szCs w:val="24"/>
-        </w:rPr>
-      </w:pPr>
-      <w:r>
-        <w:rPr>
+      <w:r>
+        <w:rPr>
+          <w:sz w:val="24"/>
+          <w:szCs w:val="24"/>
+        </w:rPr>
+        <w:t xml:space="preserve"> pada aplikasi perpustakaan digunakan sebagai </w:t>
+      </w:r>
+      <w:r>
+        <w:rPr>
+          <w:b/>
+          <w:bCs/>
+          <w:sz w:val="24"/>
+          <w:szCs w:val="24"/>
+        </w:rPr>
+        <w:t>halaman utama pengguna (siswa/guru)</w:t>
+      </w:r>
+      <w:r>
+        <w:rPr>
+          <w:sz w:val="24"/>
+          <w:szCs w:val="24"/>
+        </w:rPr>
+        <w:t xml:space="preserve"> untuk mengakses semua fitur yang berkaitan dengan peminjaman buku.</w:t>
+      </w:r>
+    </w:p>
+    <w:p>
+      <w:pPr>
+        <w:rPr>
+          <w:sz w:val="24"/>
+          <w:szCs w:val="24"/>
+        </w:rPr>
+      </w:pPr>
+      <w:r>
+        <w:rPr>
+          <w:noProof/>
           <w:sz w:val="24"/>
           <w:szCs w:val="24"/>
         </w:rPr>
@@ -2320,7 +1152,7 @@
                     <pic:cNvPicPr/>
                   </pic:nvPicPr>
                   <pic:blipFill>
-                    <a:blip r:embed="rId12"/>
+                    <a:blip r:embed="rId13"/>
                     <a:stretch>
                       <a:fillRect/>
                     </a:stretch>
@@ -2362,201 +1194,24 @@
           <w:sz w:val="24"/>
           <w:szCs w:val="24"/>
         </w:rPr>
-        <w:t xml:space="preserve">History </w:t>
-      </w:r>
-      <w:proofErr w:type="spellStart"/>
-      <w:r>
-        <w:rPr>
-          <w:b/>
-          <w:bCs/>
-          <w:sz w:val="24"/>
-          <w:szCs w:val="24"/>
-        </w:rPr>
-        <w:t>Peminjaman</w:t>
-      </w:r>
-      <w:proofErr w:type="spellEnd"/>
-      <w:r>
-        <w:rPr>
-          <w:sz w:val="24"/>
-          <w:szCs w:val="24"/>
-        </w:rPr>
-        <w:t xml:space="preserve"> </w:t>
-      </w:r>
-      <w:proofErr w:type="spellStart"/>
-      <w:r>
-        <w:rPr>
-          <w:sz w:val="24"/>
-          <w:szCs w:val="24"/>
-        </w:rPr>
-        <w:t>adalah</w:t>
-      </w:r>
-      <w:proofErr w:type="spellEnd"/>
-      <w:r>
-        <w:rPr>
-          <w:sz w:val="24"/>
-          <w:szCs w:val="24"/>
-        </w:rPr>
-        <w:t xml:space="preserve"> </w:t>
-      </w:r>
-      <w:proofErr w:type="spellStart"/>
-      <w:r>
-        <w:rPr>
-          <w:sz w:val="24"/>
-          <w:szCs w:val="24"/>
-        </w:rPr>
-        <w:t>fitur</w:t>
-      </w:r>
-      <w:proofErr w:type="spellEnd"/>
-      <w:r>
-        <w:rPr>
-          <w:sz w:val="24"/>
-          <w:szCs w:val="24"/>
-        </w:rPr>
-        <w:t xml:space="preserve"> </w:t>
-      </w:r>
-      <w:proofErr w:type="spellStart"/>
-      <w:r>
-        <w:rPr>
-          <w:sz w:val="24"/>
-          <w:szCs w:val="24"/>
-        </w:rPr>
-        <w:t>untuk</w:t>
-      </w:r>
-      <w:proofErr w:type="spellEnd"/>
-      <w:r>
-        <w:rPr>
-          <w:sz w:val="24"/>
-          <w:szCs w:val="24"/>
-        </w:rPr>
-        <w:t xml:space="preserve"> </w:t>
-      </w:r>
-      <w:proofErr w:type="spellStart"/>
-      <w:r>
-        <w:rPr>
-          <w:sz w:val="24"/>
-          <w:szCs w:val="24"/>
-        </w:rPr>
-        <w:t>melihat</w:t>
-      </w:r>
-      <w:proofErr w:type="spellEnd"/>
-      <w:r>
-        <w:rPr>
-          <w:sz w:val="24"/>
-          <w:szCs w:val="24"/>
-        </w:rPr>
-        <w:t xml:space="preserve"> </w:t>
-      </w:r>
-      <w:proofErr w:type="spellStart"/>
-      <w:r>
-        <w:rPr>
-          <w:b/>
-          <w:bCs/>
-          <w:sz w:val="24"/>
-          <w:szCs w:val="24"/>
-        </w:rPr>
-        <w:t>riwayat</w:t>
-      </w:r>
-      <w:proofErr w:type="spellEnd"/>
-      <w:r>
-        <w:rPr>
-          <w:b/>
-          <w:bCs/>
-          <w:sz w:val="24"/>
-          <w:szCs w:val="24"/>
-        </w:rPr>
-        <w:t xml:space="preserve"> </w:t>
-      </w:r>
-      <w:proofErr w:type="spellStart"/>
-      <w:r>
-        <w:rPr>
-          <w:b/>
-          <w:bCs/>
-          <w:sz w:val="24"/>
-          <w:szCs w:val="24"/>
-        </w:rPr>
-        <w:t>semua</w:t>
-      </w:r>
-      <w:proofErr w:type="spellEnd"/>
-      <w:r>
-        <w:rPr>
-          <w:b/>
-          <w:bCs/>
-          <w:sz w:val="24"/>
-          <w:szCs w:val="24"/>
-        </w:rPr>
-        <w:t xml:space="preserve"> </w:t>
-      </w:r>
-      <w:proofErr w:type="spellStart"/>
-      <w:r>
-        <w:rPr>
-          <w:b/>
-          <w:bCs/>
-          <w:sz w:val="24"/>
-          <w:szCs w:val="24"/>
-        </w:rPr>
-        <w:t>buku</w:t>
-      </w:r>
-      <w:proofErr w:type="spellEnd"/>
-      <w:r>
-        <w:rPr>
-          <w:b/>
-          <w:bCs/>
-          <w:sz w:val="24"/>
-          <w:szCs w:val="24"/>
-        </w:rPr>
-        <w:t xml:space="preserve"> yang </w:t>
-      </w:r>
-      <w:proofErr w:type="spellStart"/>
-      <w:r>
-        <w:rPr>
-          <w:b/>
-          <w:bCs/>
-          <w:sz w:val="24"/>
-          <w:szCs w:val="24"/>
-        </w:rPr>
-        <w:t>pernah</w:t>
-      </w:r>
-      <w:proofErr w:type="spellEnd"/>
-      <w:r>
-        <w:rPr>
-          <w:b/>
-          <w:bCs/>
-          <w:sz w:val="24"/>
-          <w:szCs w:val="24"/>
-        </w:rPr>
-        <w:t xml:space="preserve"> </w:t>
-      </w:r>
-      <w:proofErr w:type="spellStart"/>
-      <w:r>
-        <w:rPr>
-          <w:b/>
-          <w:bCs/>
-          <w:sz w:val="24"/>
-          <w:szCs w:val="24"/>
-        </w:rPr>
-        <w:t>dipinjam</w:t>
-      </w:r>
-      <w:proofErr w:type="spellEnd"/>
-      <w:r>
-        <w:rPr>
-          <w:b/>
-          <w:bCs/>
-          <w:sz w:val="24"/>
-          <w:szCs w:val="24"/>
-        </w:rPr>
-        <w:t xml:space="preserve"> oleh </w:t>
-      </w:r>
-      <w:proofErr w:type="spellStart"/>
-      <w:r>
-        <w:rPr>
-          <w:b/>
-          <w:bCs/>
-          <w:sz w:val="24"/>
-          <w:szCs w:val="24"/>
-        </w:rPr>
-        <w:t>anggota</w:t>
-      </w:r>
-      <w:proofErr w:type="spellEnd"/>
+        <w:t>History Peminjaman</w:t>
+      </w:r>
+      <w:r>
+        <w:rPr>
+          <w:sz w:val="24"/>
+          <w:szCs w:val="24"/>
+        </w:rPr>
+        <w:t xml:space="preserve"> adalah fitur untuk melihat </w:t>
+      </w:r>
+      <w:r>
+        <w:rPr>
+          <w:b/>
+          <w:bCs/>
+          <w:sz w:val="24"/>
+          <w:szCs w:val="24"/>
+        </w:rPr>
+        <w:t>riwayat semua buku yang pernah dipinjam oleh anggota</w:t>
+      </w:r>
       <w:r>
         <w:rPr>
           <w:sz w:val="24"/>
@@ -2594,94 +1249,17 @@
     </w:p>
     <w:p>
       <w:r>
-        <w:t xml:space="preserve">1. </w:t>
-      </w:r>
-      <w:proofErr w:type="spellStart"/>
-      <w:r>
-        <w:t>Tambah</w:t>
-      </w:r>
-      <w:proofErr w:type="spellEnd"/>
-      <w:r>
-        <w:t xml:space="preserve"> (Create)</w:t>
-      </w:r>
-    </w:p>
-    <w:p>
-      <w:r>
-        <w:t xml:space="preserve"> </w:t>
-      </w:r>
-      <w:proofErr w:type="spellStart"/>
-      <w:r>
-        <w:t>Fungsi</w:t>
-      </w:r>
-      <w:proofErr w:type="spellEnd"/>
-      <w:r>
-        <w:t>:</w:t>
-      </w:r>
-    </w:p>
-    <w:p>
-      <w:proofErr w:type="spellStart"/>
-      <w:r>
-        <w:t>Digunakan</w:t>
-      </w:r>
-      <w:proofErr w:type="spellEnd"/>
-      <w:r>
-        <w:t xml:space="preserve"> </w:t>
-      </w:r>
-      <w:proofErr w:type="spellStart"/>
-      <w:r>
-        <w:t>untuk</w:t>
-      </w:r>
-      <w:proofErr w:type="spellEnd"/>
-      <w:r>
-        <w:t xml:space="preserve"> </w:t>
-      </w:r>
-      <w:proofErr w:type="spellStart"/>
-      <w:r>
-        <w:t>menambahkan</w:t>
-      </w:r>
-      <w:proofErr w:type="spellEnd"/>
-      <w:r>
-        <w:t xml:space="preserve"> data </w:t>
-      </w:r>
-      <w:proofErr w:type="spellStart"/>
-      <w:r>
-        <w:t>baru</w:t>
-      </w:r>
-      <w:proofErr w:type="spellEnd"/>
-      <w:r>
-        <w:t xml:space="preserve"> </w:t>
-      </w:r>
-      <w:proofErr w:type="spellStart"/>
-      <w:r>
-        <w:t>ke</w:t>
-      </w:r>
-      <w:proofErr w:type="spellEnd"/>
-      <w:r>
-        <w:t xml:space="preserve"> </w:t>
-      </w:r>
-      <w:proofErr w:type="spellStart"/>
-      <w:r>
-        <w:t>dalam</w:t>
-      </w:r>
-      <w:proofErr w:type="spellEnd"/>
-      <w:r>
-        <w:t xml:space="preserve"> </w:t>
-      </w:r>
-      <w:proofErr w:type="spellStart"/>
-      <w:r>
-        <w:t>sistem</w:t>
-      </w:r>
-      <w:proofErr w:type="spellEnd"/>
-      <w:r>
-        <w:t xml:space="preserve">, </w:t>
-      </w:r>
-      <w:proofErr w:type="spellStart"/>
-      <w:r>
-        <w:t>seperti</w:t>
-      </w:r>
-      <w:proofErr w:type="spellEnd"/>
-      <w:r>
-        <w:t>:</w:t>
+        <w:t>1. Tambah (Create)</w:t>
+      </w:r>
+    </w:p>
+    <w:p>
+      <w:r>
+        <w:t xml:space="preserve"> Fungsi:</w:t>
+      </w:r>
+    </w:p>
+    <w:p>
+      <w:r>
+        <w:t>Digunakan untuk menambahkan data baru ke dalam sistem, seperti:</w:t>
       </w:r>
     </w:p>
     <w:p>
@@ -2692,15 +1270,7 @@
         </w:numPr>
       </w:pPr>
       <w:r>
-        <w:t xml:space="preserve">Data </w:t>
-      </w:r>
-      <w:proofErr w:type="spellStart"/>
-      <w:r>
-        <w:t>anggota</w:t>
-      </w:r>
-      <w:proofErr w:type="spellEnd"/>
-      <w:r>
-        <w:t xml:space="preserve"> </w:t>
+        <w:t xml:space="preserve">Data anggota </w:t>
       </w:r>
     </w:p>
     <w:p>
@@ -2711,15 +1281,7 @@
         </w:numPr>
       </w:pPr>
       <w:r>
-        <w:t xml:space="preserve">Data </w:t>
-      </w:r>
-      <w:proofErr w:type="spellStart"/>
-      <w:r>
-        <w:t>buku</w:t>
-      </w:r>
-      <w:proofErr w:type="spellEnd"/>
-      <w:r>
-        <w:t xml:space="preserve"> </w:t>
+        <w:t xml:space="preserve">Data buku </w:t>
       </w:r>
     </w:p>
     <w:p>
@@ -2730,28 +1292,12 @@
         </w:numPr>
       </w:pPr>
       <w:r>
-        <w:t xml:space="preserve">Data </w:t>
-      </w:r>
-      <w:proofErr w:type="spellStart"/>
-      <w:r>
-        <w:t>peminjaman</w:t>
-      </w:r>
-      <w:proofErr w:type="spellEnd"/>
-      <w:r>
-        <w:t xml:space="preserve"> </w:t>
-      </w:r>
-    </w:p>
-    <w:p>
-      <w:r>
-        <w:t xml:space="preserve"> </w:t>
-      </w:r>
-      <w:proofErr w:type="spellStart"/>
-      <w:r>
-        <w:t>Prosedur</w:t>
-      </w:r>
-      <w:proofErr w:type="spellEnd"/>
-      <w:r>
-        <w:t>:</w:t>
+        <w:t xml:space="preserve">Data peminjaman </w:t>
+      </w:r>
+    </w:p>
+    <w:p>
+      <w:r>
+        <w:t xml:space="preserve"> Prosedur:</w:t>
       </w:r>
     </w:p>
     <w:p>
@@ -2761,29 +1307,8 @@
           <w:numId w:val="3"/>
         </w:numPr>
       </w:pPr>
-      <w:proofErr w:type="spellStart"/>
-      <w:r>
-        <w:t>Klik</w:t>
-      </w:r>
-      <w:proofErr w:type="spellEnd"/>
-      <w:r>
-        <w:t xml:space="preserve"> </w:t>
-      </w:r>
-      <w:proofErr w:type="spellStart"/>
-      <w:r>
-        <w:t>tombol</w:t>
-      </w:r>
-      <w:proofErr w:type="spellEnd"/>
-      <w:r>
-        <w:t xml:space="preserve"> </w:t>
-      </w:r>
-      <w:proofErr w:type="spellStart"/>
-      <w:r>
-        <w:t>Tambah</w:t>
-      </w:r>
-      <w:proofErr w:type="spellEnd"/>
-      <w:r>
-        <w:t xml:space="preserve"> </w:t>
+      <w:r>
+        <w:t xml:space="preserve">Klik tombol Tambah </w:t>
       </w:r>
     </w:p>
     <w:p>
@@ -2795,23 +1320,7 @@
       </w:pPr>
       <w:r>
         <w:lastRenderedPageBreak/>
-        <w:t xml:space="preserve">Form input </w:t>
-      </w:r>
-      <w:proofErr w:type="spellStart"/>
-      <w:r>
-        <w:t>akan</w:t>
-      </w:r>
-      <w:proofErr w:type="spellEnd"/>
-      <w:r>
-        <w:t xml:space="preserve"> </w:t>
-      </w:r>
-      <w:proofErr w:type="spellStart"/>
-      <w:r>
-        <w:t>muncul</w:t>
-      </w:r>
-      <w:proofErr w:type="spellEnd"/>
-      <w:r>
-        <w:t xml:space="preserve"> </w:t>
+        <w:t xml:space="preserve">Form input akan muncul </w:t>
       </w:r>
     </w:p>
     <w:p>
@@ -2822,47 +1331,7 @@
         </w:numPr>
       </w:pPr>
       <w:r>
-        <w:t xml:space="preserve">Isi data yang </w:t>
-      </w:r>
-      <w:proofErr w:type="spellStart"/>
-      <w:r>
-        <w:t>diperlukan</w:t>
-      </w:r>
-      <w:proofErr w:type="spellEnd"/>
-      <w:r>
-        <w:t xml:space="preserve"> (</w:t>
-      </w:r>
-      <w:proofErr w:type="spellStart"/>
-      <w:r>
-        <w:t>misalnya</w:t>
-      </w:r>
-      <w:proofErr w:type="spellEnd"/>
-      <w:r>
-        <w:t xml:space="preserve">: nama, NIS, </w:t>
-      </w:r>
-      <w:proofErr w:type="spellStart"/>
-      <w:r>
-        <w:t>judul</w:t>
-      </w:r>
-      <w:proofErr w:type="spellEnd"/>
-      <w:r>
-        <w:t xml:space="preserve"> </w:t>
-      </w:r>
-      <w:proofErr w:type="spellStart"/>
-      <w:r>
-        <w:t>buku</w:t>
-      </w:r>
-      <w:proofErr w:type="spellEnd"/>
-      <w:r>
-        <w:t xml:space="preserve">, </w:t>
-      </w:r>
-      <w:proofErr w:type="spellStart"/>
-      <w:r>
-        <w:t>dll</w:t>
-      </w:r>
-      <w:proofErr w:type="spellEnd"/>
-      <w:r>
-        <w:t xml:space="preserve">) </w:t>
+        <w:t xml:space="preserve">Isi data yang diperlukan (misalnya: nama, NIS, judul buku, dll) </w:t>
       </w:r>
     </w:p>
     <w:p>
@@ -2872,29 +1341,8 @@
           <w:numId w:val="3"/>
         </w:numPr>
       </w:pPr>
-      <w:proofErr w:type="spellStart"/>
-      <w:r>
-        <w:t>Klik</w:t>
-      </w:r>
-      <w:proofErr w:type="spellEnd"/>
-      <w:r>
-        <w:t xml:space="preserve"> </w:t>
-      </w:r>
-      <w:proofErr w:type="spellStart"/>
-      <w:r>
-        <w:t>tombol</w:t>
-      </w:r>
-      <w:proofErr w:type="spellEnd"/>
-      <w:r>
-        <w:t xml:space="preserve"> </w:t>
-      </w:r>
-      <w:proofErr w:type="spellStart"/>
-      <w:r>
-        <w:t>Simpan</w:t>
-      </w:r>
-      <w:proofErr w:type="spellEnd"/>
-      <w:r>
-        <w:t xml:space="preserve"> </w:t>
+      <w:r>
+        <w:t xml:space="preserve">Klik tombol Simpan </w:t>
       </w:r>
     </w:p>
     <w:p>
@@ -2905,15 +1353,7 @@
         </w:numPr>
       </w:pPr>
       <w:r>
-        <w:t xml:space="preserve">Data </w:t>
-      </w:r>
-      <w:proofErr w:type="spellStart"/>
-      <w:r>
-        <w:t>akan</w:t>
-      </w:r>
-      <w:proofErr w:type="spellEnd"/>
-      <w:r>
-        <w:t xml:space="preserve">: </w:t>
+        <w:t xml:space="preserve">Data akan: </w:t>
       </w:r>
     </w:p>
     <w:p>
@@ -2923,21 +1363,8 @@
           <w:numId w:val="3"/>
         </w:numPr>
       </w:pPr>
-      <w:proofErr w:type="spellStart"/>
-      <w:r>
-        <w:t>Disimpan</w:t>
-      </w:r>
-      <w:proofErr w:type="spellEnd"/>
-      <w:r>
-        <w:t xml:space="preserve"> </w:t>
-      </w:r>
-      <w:proofErr w:type="spellStart"/>
-      <w:r>
-        <w:t>ke</w:t>
-      </w:r>
-      <w:proofErr w:type="spellEnd"/>
-      <w:r>
-        <w:t xml:space="preserve"> database </w:t>
+      <w:r>
+        <w:t xml:space="preserve">Disimpan ke database </w:t>
       </w:r>
     </w:p>
     <w:p>
@@ -2947,13 +1374,8 @@
           <w:numId w:val="3"/>
         </w:numPr>
       </w:pPr>
-      <w:proofErr w:type="spellStart"/>
-      <w:r>
-        <w:t>Ditampilkan</w:t>
-      </w:r>
-      <w:proofErr w:type="spellEnd"/>
-      <w:r>
-        <w:t xml:space="preserve"> di </w:t>
+      <w:r>
+        <w:t xml:space="preserve">Ditampilkan di </w:t>
       </w:r>
       <w:r>
         <w:t>table</w:t>
@@ -2991,88 +1413,17 @@
           <w:b/>
           <w:bCs/>
         </w:rPr>
-        <w:t xml:space="preserve"> </w:t>
-      </w:r>
-      <w:proofErr w:type="spellStart"/>
-      <w:r>
-        <w:rPr>
-          <w:b/>
-          <w:bCs/>
-        </w:rPr>
-        <w:t>Fungsi</w:t>
-      </w:r>
-      <w:proofErr w:type="spellEnd"/>
-      <w:r>
-        <w:rPr>
-          <w:b/>
-          <w:bCs/>
-        </w:rPr>
-        <w:t>:</w:t>
-      </w:r>
-    </w:p>
-    <w:p>
-      <w:proofErr w:type="spellStart"/>
-      <w:r>
-        <w:t>Digunakan</w:t>
-      </w:r>
-      <w:proofErr w:type="spellEnd"/>
-      <w:r>
-        <w:t xml:space="preserve"> </w:t>
-      </w:r>
-      <w:proofErr w:type="spellStart"/>
-      <w:r>
-        <w:t>untuk</w:t>
-      </w:r>
-      <w:proofErr w:type="spellEnd"/>
-      <w:r>
-        <w:t xml:space="preserve"> </w:t>
-      </w:r>
-      <w:proofErr w:type="spellStart"/>
-      <w:r>
-        <w:t>mengubah</w:t>
-      </w:r>
-      <w:proofErr w:type="spellEnd"/>
-      <w:r>
-        <w:t xml:space="preserve"> </w:t>
-      </w:r>
-      <w:proofErr w:type="spellStart"/>
-      <w:r>
-        <w:t>atau</w:t>
-      </w:r>
-      <w:proofErr w:type="spellEnd"/>
-      <w:r>
-        <w:t xml:space="preserve"> </w:t>
-      </w:r>
-      <w:proofErr w:type="spellStart"/>
-      <w:r>
-        <w:t>memperbaiki</w:t>
-      </w:r>
-      <w:proofErr w:type="spellEnd"/>
-      <w:r>
-        <w:t xml:space="preserve"> data yang </w:t>
-      </w:r>
-      <w:proofErr w:type="spellStart"/>
-      <w:r>
-        <w:t>sudah</w:t>
-      </w:r>
-      <w:proofErr w:type="spellEnd"/>
-      <w:r>
-        <w:t xml:space="preserve"> </w:t>
-      </w:r>
-      <w:proofErr w:type="spellStart"/>
-      <w:r>
-        <w:t>ada</w:t>
-      </w:r>
-      <w:proofErr w:type="spellEnd"/>
-    </w:p>
-    <w:p>
-      <w:proofErr w:type="spellStart"/>
-      <w:r>
-        <w:t>Contoh</w:t>
-      </w:r>
-      <w:proofErr w:type="spellEnd"/>
-      <w:r>
-        <w:t>:</w:t>
+        <w:t xml:space="preserve"> Fungsi:</w:t>
+      </w:r>
+    </w:p>
+    <w:p>
+      <w:r>
+        <w:t>Digunakan untuk mengubah atau memperbaiki data yang sudah ada</w:t>
+      </w:r>
+    </w:p>
+    <w:p>
+      <w:r>
+        <w:t>Contoh:</w:t>
       </w:r>
     </w:p>
     <w:p>
@@ -3083,15 +1434,7 @@
         </w:numPr>
       </w:pPr>
       <w:r>
-        <w:t xml:space="preserve">Salah input nama </w:t>
-      </w:r>
-      <w:proofErr w:type="spellStart"/>
-      <w:r>
-        <w:t>anggota</w:t>
-      </w:r>
-      <w:proofErr w:type="spellEnd"/>
-      <w:r>
-        <w:t xml:space="preserve"> </w:t>
+        <w:t xml:space="preserve">Salah input nama anggota </w:t>
       </w:r>
     </w:p>
     <w:p>
@@ -3101,21 +1444,8 @@
           <w:numId w:val="4"/>
         </w:numPr>
       </w:pPr>
-      <w:proofErr w:type="spellStart"/>
-      <w:r>
-        <w:t>Mengubah</w:t>
-      </w:r>
-      <w:proofErr w:type="spellEnd"/>
-      <w:r>
-        <w:t xml:space="preserve"> data </w:t>
-      </w:r>
-      <w:proofErr w:type="spellStart"/>
-      <w:r>
-        <w:t>buku</w:t>
-      </w:r>
-      <w:proofErr w:type="spellEnd"/>
-      <w:r>
-        <w:t xml:space="preserve"> </w:t>
+      <w:r>
+        <w:t xml:space="preserve">Mengubah data buku </w:t>
       </w:r>
     </w:p>
     <w:p>
@@ -3125,60 +1455,23 @@
           <w:numId w:val="4"/>
         </w:numPr>
       </w:pPr>
-      <w:proofErr w:type="spellStart"/>
-      <w:r>
-        <w:t>Memperbaiki</w:t>
-      </w:r>
-      <w:proofErr w:type="spellEnd"/>
-      <w:r>
-        <w:t xml:space="preserve"> </w:t>
-      </w:r>
-      <w:proofErr w:type="spellStart"/>
-      <w:r>
-        <w:t>tanggal</w:t>
-      </w:r>
-      <w:proofErr w:type="spellEnd"/>
-      <w:r>
-        <w:t xml:space="preserve"> </w:t>
-      </w:r>
-      <w:proofErr w:type="spellStart"/>
-      <w:r>
-        <w:t>peminjaman</w:t>
-      </w:r>
-      <w:proofErr w:type="spellEnd"/>
-      <w:r>
-        <w:t xml:space="preserve"> </w:t>
-      </w:r>
-    </w:p>
-    <w:p>
-      <w:pPr>
-        <w:rPr>
-          <w:b/>
-          <w:bCs/>
-        </w:rPr>
-      </w:pPr>
-      <w:r>
-        <w:rPr>
-          <w:b/>
-          <w:bCs/>
-        </w:rPr>
-        <w:t xml:space="preserve"> </w:t>
-      </w:r>
-      <w:proofErr w:type="spellStart"/>
-      <w:r>
-        <w:rPr>
-          <w:b/>
-          <w:bCs/>
-        </w:rPr>
-        <w:t>Prosedur</w:t>
-      </w:r>
-      <w:proofErr w:type="spellEnd"/>
-      <w:r>
-        <w:rPr>
-          <w:b/>
-          <w:bCs/>
-        </w:rPr>
-        <w:t>:</w:t>
+      <w:r>
+        <w:t xml:space="preserve">Memperbaiki tanggal peminjaman </w:t>
+      </w:r>
+    </w:p>
+    <w:p>
+      <w:pPr>
+        <w:rPr>
+          <w:b/>
+          <w:bCs/>
+        </w:rPr>
+      </w:pPr>
+      <w:r>
+        <w:rPr>
+          <w:b/>
+          <w:bCs/>
+        </w:rPr>
+        <w:t xml:space="preserve"> Prosedur:</w:t>
       </w:r>
     </w:p>
     <w:p>
@@ -3188,21 +1481,8 @@
           <w:numId w:val="5"/>
         </w:numPr>
       </w:pPr>
-      <w:proofErr w:type="spellStart"/>
-      <w:r>
-        <w:t>Klik</w:t>
-      </w:r>
-      <w:proofErr w:type="spellEnd"/>
-      <w:r>
-        <w:t xml:space="preserve"> </w:t>
-      </w:r>
-      <w:proofErr w:type="spellStart"/>
-      <w:r>
-        <w:t>tombol</w:t>
-      </w:r>
-      <w:proofErr w:type="spellEnd"/>
-      <w:r>
-        <w:t xml:space="preserve"> </w:t>
+      <w:r>
+        <w:t xml:space="preserve">Klik tombol </w:t>
       </w:r>
       <w:r>
         <w:rPr>
@@ -3212,15 +1492,7 @@
         <w:t>Edit</w:t>
       </w:r>
       <w:r>
-        <w:t xml:space="preserve"> pada data yang </w:t>
-      </w:r>
-      <w:proofErr w:type="spellStart"/>
-      <w:r>
-        <w:t>dipilih</w:t>
-      </w:r>
-      <w:proofErr w:type="spellEnd"/>
-      <w:r>
-        <w:t xml:space="preserve"> </w:t>
+        <w:t xml:space="preserve"> pada data yang dipilih </w:t>
       </w:r>
     </w:p>
     <w:p>
@@ -3231,31 +1503,7 @@
         </w:numPr>
       </w:pPr>
       <w:r>
-        <w:t xml:space="preserve">Form </w:t>
-      </w:r>
-      <w:proofErr w:type="spellStart"/>
-      <w:r>
-        <w:t>akan</w:t>
-      </w:r>
-      <w:proofErr w:type="spellEnd"/>
-      <w:r>
-        <w:t xml:space="preserve"> </w:t>
-      </w:r>
-      <w:proofErr w:type="spellStart"/>
-      <w:r>
-        <w:t>muncul</w:t>
-      </w:r>
-      <w:proofErr w:type="spellEnd"/>
-      <w:r>
-        <w:t xml:space="preserve"> </w:t>
-      </w:r>
-      <w:proofErr w:type="spellStart"/>
-      <w:r>
-        <w:t>dengan</w:t>
-      </w:r>
-      <w:proofErr w:type="spellEnd"/>
-      <w:r>
-        <w:t xml:space="preserve"> data lama </w:t>
+        <w:t xml:space="preserve">Form akan muncul dengan data lama </w:t>
       </w:r>
     </w:p>
     <w:p>
@@ -3266,15 +1514,7 @@
         </w:numPr>
       </w:pPr>
       <w:r>
-        <w:t xml:space="preserve">Ubah data yang </w:t>
-      </w:r>
-      <w:proofErr w:type="spellStart"/>
-      <w:r>
-        <w:t>diperlukan</w:t>
-      </w:r>
-      <w:proofErr w:type="spellEnd"/>
-      <w:r>
-        <w:t xml:space="preserve"> </w:t>
+        <w:t xml:space="preserve">Ubah data yang diperlukan </w:t>
       </w:r>
     </w:p>
     <w:p>
@@ -3284,30 +1524,16 @@
           <w:numId w:val="5"/>
         </w:numPr>
       </w:pPr>
-      <w:proofErr w:type="spellStart"/>
-      <w:r>
-        <w:t>Klik</w:t>
-      </w:r>
-      <w:proofErr w:type="spellEnd"/>
-      <w:r>
-        <w:t xml:space="preserve"> </w:t>
-      </w:r>
-      <w:r>
-        <w:rPr>
-          <w:b/>
-          <w:bCs/>
-        </w:rPr>
-        <w:t xml:space="preserve">Update / </w:t>
-      </w:r>
-      <w:proofErr w:type="spellStart"/>
-      <w:r>
-        <w:rPr>
-          <w:b/>
-          <w:bCs/>
-        </w:rPr>
-        <w:t>Simpan</w:t>
-      </w:r>
-      <w:proofErr w:type="spellEnd"/>
+      <w:r>
+        <w:t xml:space="preserve">Klik </w:t>
+      </w:r>
+      <w:r>
+        <w:rPr>
+          <w:b/>
+          <w:bCs/>
+        </w:rPr>
+        <w:t>Update / Simpan</w:t>
+      </w:r>
       <w:r>
         <w:t xml:space="preserve"> </w:t>
       </w:r>
@@ -3319,21 +1545,8 @@
           <w:numId w:val="5"/>
         </w:numPr>
       </w:pPr>
-      <w:proofErr w:type="spellStart"/>
-      <w:r>
-        <w:t>Sistem</w:t>
-      </w:r>
-      <w:proofErr w:type="spellEnd"/>
-      <w:r>
-        <w:t xml:space="preserve"> </w:t>
-      </w:r>
-      <w:proofErr w:type="spellStart"/>
-      <w:r>
-        <w:t>akan</w:t>
-      </w:r>
-      <w:proofErr w:type="spellEnd"/>
-      <w:r>
-        <w:t xml:space="preserve">: </w:t>
+      <w:r>
+        <w:t xml:space="preserve">Sistem akan: </w:t>
       </w:r>
     </w:p>
     <w:p>
@@ -3343,13 +1556,8 @@
           <w:numId w:val="5"/>
         </w:numPr>
       </w:pPr>
-      <w:proofErr w:type="spellStart"/>
-      <w:r>
-        <w:t>Memperbarui</w:t>
-      </w:r>
-      <w:proofErr w:type="spellEnd"/>
-      <w:r>
-        <w:t xml:space="preserve"> data di database </w:t>
+      <w:r>
+        <w:t xml:space="preserve">Memperbarui data di database </w:t>
       </w:r>
     </w:p>
     <w:p>
@@ -3359,19 +1567,9 @@
           <w:numId w:val="5"/>
         </w:numPr>
       </w:pPr>
-      <w:proofErr w:type="spellStart"/>
-      <w:r>
-        <w:t>Menampilkan</w:t>
-      </w:r>
-      <w:proofErr w:type="spellEnd"/>
-      <w:r>
-        <w:t xml:space="preserve"> data </w:t>
-      </w:r>
-      <w:proofErr w:type="spellStart"/>
-      <w:r>
-        <w:t>terbaru</w:t>
-      </w:r>
-      <w:proofErr w:type="spellEnd"/>
+      <w:r>
+        <w:t>Menampilkan data terbaru</w:t>
+      </w:r>
     </w:p>
     <w:p/>
     <w:p>
@@ -3401,72 +1599,17 @@
           <w:b/>
           <w:bCs/>
         </w:rPr>
-        <w:t xml:space="preserve"> </w:t>
-      </w:r>
-      <w:proofErr w:type="spellStart"/>
-      <w:r>
-        <w:rPr>
-          <w:b/>
-          <w:bCs/>
-        </w:rPr>
-        <w:t>Fungsi</w:t>
-      </w:r>
-      <w:proofErr w:type="spellEnd"/>
-      <w:r>
-        <w:rPr>
-          <w:b/>
-          <w:bCs/>
-        </w:rPr>
-        <w:t>:</w:t>
-      </w:r>
-    </w:p>
-    <w:p>
-      <w:proofErr w:type="spellStart"/>
-      <w:r>
-        <w:t>Digunakan</w:t>
-      </w:r>
-      <w:proofErr w:type="spellEnd"/>
-      <w:r>
-        <w:t xml:space="preserve"> </w:t>
-      </w:r>
-      <w:proofErr w:type="spellStart"/>
-      <w:r>
-        <w:t>untuk</w:t>
-      </w:r>
-      <w:proofErr w:type="spellEnd"/>
-      <w:r>
-        <w:t xml:space="preserve"> </w:t>
-      </w:r>
-      <w:proofErr w:type="spellStart"/>
-      <w:r>
-        <w:t>menghapus</w:t>
-      </w:r>
-      <w:proofErr w:type="spellEnd"/>
-      <w:r>
-        <w:t xml:space="preserve"> data </w:t>
-      </w:r>
-      <w:proofErr w:type="spellStart"/>
-      <w:r>
-        <w:t>dari</w:t>
-      </w:r>
-      <w:proofErr w:type="spellEnd"/>
-      <w:r>
-        <w:t xml:space="preserve"> </w:t>
-      </w:r>
-      <w:proofErr w:type="spellStart"/>
-      <w:r>
-        <w:t>sistem</w:t>
-      </w:r>
-      <w:proofErr w:type="spellEnd"/>
-    </w:p>
-    <w:p>
-      <w:proofErr w:type="spellStart"/>
-      <w:r>
-        <w:t>Contoh</w:t>
-      </w:r>
-      <w:proofErr w:type="spellEnd"/>
-      <w:r>
-        <w:t>:</w:t>
+        <w:t xml:space="preserve"> Fungsi:</w:t>
+      </w:r>
+    </w:p>
+    <w:p>
+      <w:r>
+        <w:t>Digunakan untuk menghapus data dari sistem</w:t>
+      </w:r>
+    </w:p>
+    <w:p>
+      <w:r>
+        <w:t>Contoh:</w:t>
       </w:r>
     </w:p>
     <w:p>
@@ -3476,45 +1619,8 @@
           <w:numId w:val="6"/>
         </w:numPr>
       </w:pPr>
-      <w:proofErr w:type="spellStart"/>
-      <w:r>
-        <w:t>Menghapus</w:t>
-      </w:r>
-      <w:proofErr w:type="spellEnd"/>
-      <w:r>
-        <w:t xml:space="preserve"> </w:t>
-      </w:r>
-      <w:proofErr w:type="spellStart"/>
-      <w:r>
-        <w:t>anggota</w:t>
-      </w:r>
-      <w:proofErr w:type="spellEnd"/>
-      <w:r>
-        <w:t xml:space="preserve"> yang </w:t>
-      </w:r>
-      <w:proofErr w:type="spellStart"/>
-      <w:r>
-        <w:t>sudah</w:t>
-      </w:r>
-      <w:proofErr w:type="spellEnd"/>
-      <w:r>
-        <w:t xml:space="preserve"> </w:t>
-      </w:r>
-      <w:proofErr w:type="spellStart"/>
-      <w:r>
-        <w:t>tidak</w:t>
-      </w:r>
-      <w:proofErr w:type="spellEnd"/>
-      <w:r>
-        <w:t xml:space="preserve"> </w:t>
-      </w:r>
-      <w:proofErr w:type="spellStart"/>
-      <w:r>
-        <w:t>aktif</w:t>
-      </w:r>
-      <w:proofErr w:type="spellEnd"/>
-      <w:r>
-        <w:t xml:space="preserve"> </w:t>
+      <w:r>
+        <w:t xml:space="preserve">Menghapus anggota yang sudah tidak aktif </w:t>
       </w:r>
     </w:p>
     <w:p>
@@ -3524,68 +1630,23 @@
           <w:numId w:val="6"/>
         </w:numPr>
       </w:pPr>
-      <w:proofErr w:type="spellStart"/>
-      <w:r>
-        <w:t>Menghapus</w:t>
-      </w:r>
-      <w:proofErr w:type="spellEnd"/>
-      <w:r>
-        <w:t xml:space="preserve"> data </w:t>
-      </w:r>
-      <w:proofErr w:type="spellStart"/>
-      <w:r>
-        <w:t>buku</w:t>
-      </w:r>
-      <w:proofErr w:type="spellEnd"/>
-      <w:r>
-        <w:t xml:space="preserve"> yang </w:t>
-      </w:r>
-      <w:proofErr w:type="spellStart"/>
-      <w:r>
-        <w:t>tidak</w:t>
-      </w:r>
-      <w:proofErr w:type="spellEnd"/>
-      <w:r>
-        <w:t xml:space="preserve"> </w:t>
-      </w:r>
-      <w:proofErr w:type="spellStart"/>
-      <w:r>
-        <w:t>digunakan</w:t>
-      </w:r>
-      <w:proofErr w:type="spellEnd"/>
-      <w:r>
-        <w:t xml:space="preserve"> </w:t>
-      </w:r>
-    </w:p>
-    <w:p>
-      <w:pPr>
-        <w:rPr>
-          <w:b/>
-          <w:bCs/>
-        </w:rPr>
-      </w:pPr>
-      <w:r>
-        <w:rPr>
-          <w:b/>
-          <w:bCs/>
-        </w:rPr>
-        <w:t xml:space="preserve"> </w:t>
-      </w:r>
-      <w:proofErr w:type="spellStart"/>
-      <w:r>
-        <w:rPr>
-          <w:b/>
-          <w:bCs/>
-        </w:rPr>
-        <w:t>Prosedur</w:t>
-      </w:r>
-      <w:proofErr w:type="spellEnd"/>
-      <w:r>
-        <w:rPr>
-          <w:b/>
-          <w:bCs/>
-        </w:rPr>
-        <w:t>:</w:t>
+      <w:r>
+        <w:t xml:space="preserve">Menghapus data buku yang tidak digunakan </w:t>
+      </w:r>
+    </w:p>
+    <w:p>
+      <w:pPr>
+        <w:rPr>
+          <w:b/>
+          <w:bCs/>
+        </w:rPr>
+      </w:pPr>
+      <w:r>
+        <w:rPr>
+          <w:b/>
+          <w:bCs/>
+        </w:rPr>
+        <w:t xml:space="preserve"> Prosedur:</w:t>
       </w:r>
     </w:p>
     <w:p>
@@ -3595,21 +1656,8 @@
           <w:numId w:val="7"/>
         </w:numPr>
       </w:pPr>
-      <w:proofErr w:type="spellStart"/>
-      <w:r>
-        <w:t>Klik</w:t>
-      </w:r>
-      <w:proofErr w:type="spellEnd"/>
-      <w:r>
-        <w:t xml:space="preserve"> </w:t>
-      </w:r>
-      <w:proofErr w:type="spellStart"/>
-      <w:r>
-        <w:t>tombol</w:t>
-      </w:r>
-      <w:proofErr w:type="spellEnd"/>
-      <w:r>
-        <w:t xml:space="preserve"> </w:t>
+      <w:r>
+        <w:t xml:space="preserve">Klik tombol </w:t>
       </w:r>
       <w:r>
         <w:rPr>
@@ -3629,46 +1677,9 @@
           <w:numId w:val="7"/>
         </w:numPr>
       </w:pPr>
-      <w:proofErr w:type="spellStart"/>
       <w:r>
         <w:lastRenderedPageBreak/>
-        <w:t>Muncul</w:t>
-      </w:r>
-      <w:proofErr w:type="spellEnd"/>
-      <w:r>
-        <w:t xml:space="preserve"> </w:t>
-      </w:r>
-      <w:proofErr w:type="spellStart"/>
-      <w:r>
-        <w:t>konfirmasi</w:t>
-      </w:r>
-      <w:proofErr w:type="spellEnd"/>
-      <w:r>
-        <w:t xml:space="preserve"> (</w:t>
-      </w:r>
-      <w:proofErr w:type="spellStart"/>
-      <w:r>
-        <w:t>misalnya</w:t>
-      </w:r>
-      <w:proofErr w:type="spellEnd"/>
-      <w:r>
-        <w:t xml:space="preserve">: “Yakin </w:t>
-      </w:r>
-      <w:proofErr w:type="spellStart"/>
-      <w:r>
-        <w:t>ingin</w:t>
-      </w:r>
-      <w:proofErr w:type="spellEnd"/>
-      <w:r>
-        <w:t xml:space="preserve"> </w:t>
-      </w:r>
-      <w:proofErr w:type="spellStart"/>
-      <w:r>
-        <w:t>menghapus</w:t>
-      </w:r>
-      <w:proofErr w:type="spellEnd"/>
-      <w:r>
-        <w:t xml:space="preserve">?”) </w:t>
+        <w:t xml:space="preserve">Muncul konfirmasi (misalnya: “Yakin ingin menghapus?”) </w:t>
       </w:r>
     </w:p>
     <w:p>
@@ -3678,13 +1689,8 @@
           <w:numId w:val="7"/>
         </w:numPr>
       </w:pPr>
-      <w:proofErr w:type="spellStart"/>
-      <w:r>
-        <w:t>Klik</w:t>
-      </w:r>
-      <w:proofErr w:type="spellEnd"/>
-      <w:r>
-        <w:t xml:space="preserve"> </w:t>
+      <w:r>
+        <w:t xml:space="preserve">Klik </w:t>
       </w:r>
       <w:r>
         <w:rPr>
@@ -3704,21 +1710,8 @@
           <w:numId w:val="7"/>
         </w:numPr>
       </w:pPr>
-      <w:proofErr w:type="spellStart"/>
-      <w:r>
-        <w:t>Sistem</w:t>
-      </w:r>
-      <w:proofErr w:type="spellEnd"/>
-      <w:r>
-        <w:t xml:space="preserve"> </w:t>
-      </w:r>
-      <w:proofErr w:type="spellStart"/>
-      <w:r>
-        <w:t>akan</w:t>
-      </w:r>
-      <w:proofErr w:type="spellEnd"/>
-      <w:r>
-        <w:t xml:space="preserve">: </w:t>
+      <w:r>
+        <w:t xml:space="preserve">Sistem akan: </w:t>
       </w:r>
     </w:p>
     <w:p>
@@ -3728,21 +1721,8 @@
           <w:numId w:val="7"/>
         </w:numPr>
       </w:pPr>
-      <w:proofErr w:type="spellStart"/>
-      <w:r>
-        <w:t>Menghapus</w:t>
-      </w:r>
-      <w:proofErr w:type="spellEnd"/>
-      <w:r>
-        <w:t xml:space="preserve"> data </w:t>
-      </w:r>
-      <w:proofErr w:type="spellStart"/>
-      <w:r>
-        <w:t>dari</w:t>
-      </w:r>
-      <w:proofErr w:type="spellEnd"/>
-      <w:r>
-        <w:t xml:space="preserve"> database </w:t>
+      <w:r>
+        <w:t xml:space="preserve">Menghapus data dari database </w:t>
       </w:r>
     </w:p>
     <w:p>
@@ -3752,21 +1732,8 @@
           <w:numId w:val="7"/>
         </w:numPr>
       </w:pPr>
-      <w:proofErr w:type="spellStart"/>
-      <w:r>
-        <w:t>Menghilangkan</w:t>
-      </w:r>
-      <w:proofErr w:type="spellEnd"/>
-      <w:r>
-        <w:t xml:space="preserve"> data </w:t>
-      </w:r>
-      <w:proofErr w:type="spellStart"/>
-      <w:r>
-        <w:t>dari</w:t>
-      </w:r>
-      <w:proofErr w:type="spellEnd"/>
-      <w:r>
-        <w:t xml:space="preserve"> </w:t>
+      <w:r>
+        <w:t xml:space="preserve">Menghilangkan data dari </w:t>
       </w:r>
       <w:r>
         <w:t>table</w:t>
@@ -3776,6 +1743,9 @@
     <w:p/>
     <w:p>
       <w:r>
+        <w:rPr>
+          <w:noProof/>
+        </w:rPr>
         <w:drawing>
           <wp:inline distT="0" distB="0" distL="0" distR="0" wp14:anchorId="3C693CA3" wp14:editId="1C05EB93">
             <wp:extent cx="5731510" cy="2585085"/>
@@ -3792,7 +1762,7 @@
                     <pic:cNvPicPr/>
                   </pic:nvPicPr>
                   <pic:blipFill>
-                    <a:blip r:embed="rId13"/>
+                    <a:blip r:embed="rId14"/>
                     <a:stretch>
                       <a:fillRect/>
                     </a:stretch>
@@ -3855,6 +1825,7 @@
         <w:rPr>
           <w:b/>
           <w:bCs/>
+          <w:noProof/>
           <w:sz w:val="24"/>
           <w:szCs w:val="24"/>
         </w:rPr>
@@ -3875,7 +1846,7 @@
                     <pic:cNvPicPr/>
                   </pic:nvPicPr>
                   <pic:blipFill>
-                    <a:blip r:embed="rId14"/>
+                    <a:blip r:embed="rId15"/>
                     <a:stretch>
                       <a:fillRect/>
                     </a:stretch>
@@ -3905,7 +1876,6 @@
           <w:szCs w:val="24"/>
         </w:rPr>
       </w:pPr>
-      <w:proofErr w:type="spellStart"/>
       <w:r>
         <w:rPr>
           <w:b/>
@@ -3915,41 +1885,41 @@
         </w:rPr>
         <w:t>Tambah</w:t>
       </w:r>
-      <w:proofErr w:type="spellEnd"/>
-    </w:p>
-    <w:p>
-      <w:pPr>
-        <w:rPr>
-          <w:b/>
-          <w:bCs/>
-          <w:sz w:val="24"/>
-          <w:szCs w:val="24"/>
-        </w:rPr>
-      </w:pPr>
-    </w:p>
-    <w:p>
-      <w:pPr>
-        <w:rPr>
-          <w:b/>
-          <w:bCs/>
-          <w:sz w:val="24"/>
-          <w:szCs w:val="24"/>
-        </w:rPr>
-      </w:pPr>
-    </w:p>
-    <w:p>
-      <w:pPr>
-        <w:rPr>
-          <w:b/>
-          <w:bCs/>
-          <w:sz w:val="24"/>
-          <w:szCs w:val="24"/>
-        </w:rPr>
-      </w:pPr>
-      <w:r>
-        <w:rPr>
-          <w:b/>
-          <w:bCs/>
+    </w:p>
+    <w:p>
+      <w:pPr>
+        <w:rPr>
+          <w:b/>
+          <w:bCs/>
+          <w:sz w:val="24"/>
+          <w:szCs w:val="24"/>
+        </w:rPr>
+      </w:pPr>
+    </w:p>
+    <w:p>
+      <w:pPr>
+        <w:rPr>
+          <w:b/>
+          <w:bCs/>
+          <w:sz w:val="24"/>
+          <w:szCs w:val="24"/>
+        </w:rPr>
+      </w:pPr>
+    </w:p>
+    <w:p>
+      <w:pPr>
+        <w:rPr>
+          <w:b/>
+          <w:bCs/>
+          <w:sz w:val="24"/>
+          <w:szCs w:val="24"/>
+        </w:rPr>
+      </w:pPr>
+      <w:r>
+        <w:rPr>
+          <w:b/>
+          <w:bCs/>
+          <w:noProof/>
           <w:sz w:val="24"/>
           <w:szCs w:val="24"/>
         </w:rPr>
@@ -3969,7 +1939,7 @@
                     <pic:cNvPicPr/>
                   </pic:nvPicPr>
                   <pic:blipFill>
-                    <a:blip r:embed="rId15"/>
+                    <a:blip r:embed="rId16"/>
                     <a:stretch>
                       <a:fillRect/>
                     </a:stretch>
@@ -5598,6 +3568,7 @@
   <w:style w:type="character" w:default="1" w:styleId="DefaultParagraphFont">
     <w:name w:val="Default Paragraph Font"/>
     <w:uiPriority w:val="1"/>
+    <w:semiHidden/>
     <w:unhideWhenUsed/>
   </w:style>
   <w:style w:type="table" w:default="1" w:styleId="TableNormal">
